--- a/C#/Assessment2/Data_Driven_Programming_AT2of2_Part3of3.docx
+++ b/C#/Assessment2/Data_Driven_Programming_AT2of2_Part3of3.docx
@@ -272,13 +272,12 @@
                 <w:szCs w:val="20"/>
               </w:rPr>
             </w:pPr>
-          </w:p>
-          <w:p>
-            <w:pPr>
-              <w:rPr>
-                <w:szCs w:val="20"/>
-              </w:rPr>
-            </w:pPr>
+            <w:r>
+              <w:rPr>
+                <w:szCs w:val="20"/>
+              </w:rPr>
+              <w:t>Title, description, due date, and status ("Not Started", "In Progress", "Completed").</w:t>
+            </w:r>
           </w:p>
         </w:tc>
       </w:tr>
@@ -360,13 +359,12 @@
                 <w:szCs w:val="20"/>
               </w:rPr>
             </w:pPr>
-          </w:p>
-          <w:p>
-            <w:pPr>
-              <w:rPr>
-                <w:szCs w:val="20"/>
-              </w:rPr>
-            </w:pPr>
+            <w:r>
+              <w:rPr>
+                <w:szCs w:val="20"/>
+              </w:rPr>
+              <w:t>Add, edit, mark as completed, delete, and view tasks.</w:t>
+            </w:r>
           </w:p>
         </w:tc>
       </w:tr>
@@ -441,13 +439,12 @@
                 <w:szCs w:val="20"/>
               </w:rPr>
             </w:pPr>
-          </w:p>
-          <w:p>
-            <w:pPr>
-              <w:rPr>
-                <w:szCs w:val="20"/>
-              </w:rPr>
-            </w:pPr>
+            <w:r>
+              <w:rPr>
+                <w:szCs w:val="20"/>
+              </w:rPr>
+              <w:t>Use a local SQLite database, follow layered architecture, use clear naming conventions, and store dates in ISO format.</w:t>
+            </w:r>
           </w:p>
         </w:tc>
       </w:tr>
@@ -562,13 +559,12 @@
                 <w:szCs w:val="20"/>
               </w:rPr>
             </w:pPr>
-          </w:p>
-          <w:p>
-            <w:pPr>
-              <w:rPr>
-                <w:szCs w:val="20"/>
-              </w:rPr>
-            </w:pPr>
+            <w:r>
+              <w:rPr>
+                <w:szCs w:val="20"/>
+              </w:rPr>
+              <w:t>The DAL manages all interactions with the database. It connects to the SQLite database, retrieves, inserts, updates, and deletes task records.</w:t>
+            </w:r>
           </w:p>
         </w:tc>
       </w:tr>
@@ -629,6 +625,7 @@
               <w:bottom w:val="single" w:sz="4" w:space="0" w:color="auto"/>
               <w:right w:val="single" w:sz="4" w:space="0" w:color="auto"/>
             </w:tcBorders>
+            <w:shd w:val="clear" w:color="auto" w:fill="FF0000"/>
             <w:tcMar>
               <w:top w:w="57" w:type="dxa"/>
               <w:left w:w="108" w:type="dxa"/>
@@ -660,6 +657,12 @@
                 <w:szCs w:val="20"/>
               </w:rPr>
             </w:pPr>
+            <w:r>
+              <w:rPr>
+                <w:szCs w:val="20"/>
+              </w:rPr>
+              <w:t>(Insert screenshot of TaskRepository.cs showing methods like AddTask, GetAllTasks, or DeleteTask here)</w:t>
+            </w:r>
           </w:p>
           <w:p>
             <w:pPr>
@@ -744,6 +747,12 @@
                 <w:szCs w:val="20"/>
               </w:rPr>
             </w:pPr>
+            <w:r>
+              <w:rPr>
+                <w:szCs w:val="20"/>
+              </w:rPr>
+              <w:t>It improves maintainability, supports scalability, allows reusability, and separates concerns for better debugging and testing.</w:t>
+            </w:r>
           </w:p>
           <w:p>
             <w:pPr>
@@ -816,7 +825,21 @@
               <w:rPr>
                 <w:szCs w:val="20"/>
               </w:rPr>
-              <w:t>Which library or API will you use to connect to and work with your database (e.g. Microsoft.Data.Sqlite)?</w:t>
+              <w:t xml:space="preserve">Which library or API will you use to connect to and work with your database (e.g. </w:t>
+            </w:r>
+            <w:proofErr w:type="gramStart"/>
+            <w:r>
+              <w:rPr>
+                <w:szCs w:val="20"/>
+              </w:rPr>
+              <w:t>Microsoft.Data.Sqlite</w:t>
+            </w:r>
+            <w:proofErr w:type="gramEnd"/>
+            <w:r>
+              <w:rPr>
+                <w:szCs w:val="20"/>
+              </w:rPr>
+              <w:t>)?</w:t>
             </w:r>
           </w:p>
         </w:tc>
@@ -859,6 +882,14 @@
                 <w:szCs w:val="20"/>
               </w:rPr>
             </w:pPr>
+            <w:proofErr w:type="gramStart"/>
+            <w:r>
+              <w:rPr>
+                <w:szCs w:val="20"/>
+              </w:rPr>
+              <w:t>System.Data.SQLite</w:t>
+            </w:r>
+            <w:proofErr w:type="gramEnd"/>
           </w:p>
           <w:p>
             <w:pPr>
@@ -925,6 +956,7 @@
               <w:bottom w:val="single" w:sz="4" w:space="0" w:color="auto"/>
               <w:right w:val="single" w:sz="4" w:space="0" w:color="auto"/>
             </w:tcBorders>
+            <w:shd w:val="clear" w:color="auto" w:fill="FF0000"/>
             <w:tcMar>
               <w:top w:w="57" w:type="dxa"/>
               <w:left w:w="108" w:type="dxa"/>
@@ -956,6 +988,12 @@
                 <w:szCs w:val="20"/>
               </w:rPr>
             </w:pPr>
+            <w:r>
+              <w:rPr>
+                <w:szCs w:val="20"/>
+              </w:rPr>
+              <w:t>It provides classes like SQLiteConnection, SQLiteCommand, and SQLiteDataReader to execute SQL queries, read results, and update or delete records securely.</w:t>
+            </w:r>
           </w:p>
           <w:p>
             <w:pPr>
@@ -1095,6 +1133,12 @@
                 <w:szCs w:val="20"/>
               </w:rPr>
             </w:pPr>
+            <w:r>
+              <w:rPr>
+                <w:szCs w:val="20"/>
+              </w:rPr>
+              <w:t>A connection string is a string of parameters that tells the application how to connect to the database. In this project, it specifies the path to the local SQLite database file.</w:t>
+            </w:r>
           </w:p>
           <w:p>
             <w:pPr>
@@ -1148,6 +1192,7 @@
               <w:bottom w:val="single" w:sz="4" w:space="0" w:color="auto"/>
               <w:right w:val="single" w:sz="4" w:space="0" w:color="auto"/>
             </w:tcBorders>
+            <w:shd w:val="clear" w:color="auto" w:fill="FF0000"/>
             <w:tcMar>
               <w:top w:w="57" w:type="dxa"/>
               <w:left w:w="108" w:type="dxa"/>
@@ -1303,6 +1348,40 @@
                 <w:szCs w:val="20"/>
               </w:rPr>
             </w:pPr>
+            <w:r>
+              <w:rPr>
+                <w:szCs w:val="20"/>
+              </w:rPr>
+              <w:t xml:space="preserve">I use </w:t>
+            </w:r>
+            <w:proofErr w:type="gramStart"/>
+            <w:r>
+              <w:rPr>
+                <w:szCs w:val="20"/>
+              </w:rPr>
+              <w:t>System.Data.SQLite</w:t>
+            </w:r>
+            <w:proofErr w:type="gramEnd"/>
+            <w:r>
+              <w:rPr>
+                <w:szCs w:val="20"/>
+              </w:rPr>
+              <w:t xml:space="preserve">. I create a SQLiteConnection object with the connection string and </w:t>
+            </w:r>
+            <w:proofErr w:type="gramStart"/>
+            <w:r>
+              <w:rPr>
+                <w:szCs w:val="20"/>
+              </w:rPr>
+              <w:t>call .Open</w:t>
+            </w:r>
+            <w:proofErr w:type="gramEnd"/>
+            <w:r>
+              <w:rPr>
+                <w:szCs w:val="20"/>
+              </w:rPr>
+              <w:t>() to connect to the database.</w:t>
+            </w:r>
           </w:p>
           <w:p>
             <w:pPr>
@@ -1356,6 +1435,7 @@
               <w:bottom w:val="single" w:sz="4" w:space="0" w:color="auto"/>
               <w:right w:val="single" w:sz="4" w:space="0" w:color="auto"/>
             </w:tcBorders>
+            <w:shd w:val="clear" w:color="auto" w:fill="FF0000"/>
             <w:tcMar>
               <w:top w:w="57" w:type="dxa"/>
               <w:left w:w="108" w:type="dxa"/>
@@ -1511,6 +1591,12 @@
                 <w:szCs w:val="20"/>
               </w:rPr>
             </w:pPr>
+            <w:r>
+              <w:rPr>
+                <w:szCs w:val="20"/>
+              </w:rPr>
+              <w:t>Exception handling catches runtime errors and prevents the application from crashing. I used a try-catch block to catch SQLiteException and display an error message if the connection fails.</w:t>
+            </w:r>
           </w:p>
           <w:p>
             <w:pPr>
@@ -1564,6 +1650,7 @@
               <w:bottom w:val="single" w:sz="4" w:space="0" w:color="auto"/>
               <w:right w:val="single" w:sz="4" w:space="0" w:color="auto"/>
             </w:tcBorders>
+            <w:shd w:val="clear" w:color="auto" w:fill="FF0000"/>
             <w:tcMar>
               <w:top w:w="57" w:type="dxa"/>
               <w:left w:w="108" w:type="dxa"/>
@@ -1803,6 +1890,7 @@
               <w:rPr>
                 <w:szCs w:val="20"/>
               </w:rPr>
+              <w:lastRenderedPageBreak/>
               <w:t>Also include two screenshots as test evidence:</w:t>
             </w:r>
           </w:p>
@@ -2639,6 +2727,7 @@
               <w:rPr>
                 <w:szCs w:val="20"/>
               </w:rPr>
+              <w:lastRenderedPageBreak/>
               <w:t>A screenshot of the new task record in your database (e.g. from DB Browser for SQLite)</w:t>
             </w:r>
           </w:p>
@@ -3469,6 +3558,7 @@
               <w:rPr>
                 <w:szCs w:val="20"/>
               </w:rPr>
+              <w:lastRenderedPageBreak/>
               <w:t>A screenshot of the database before and after the delete to show the change</w:t>
             </w:r>
           </w:p>
@@ -3521,6 +3611,7 @@
                 <w:bCs/>
                 <w:szCs w:val="20"/>
               </w:rPr>
+              <w:lastRenderedPageBreak/>
               <w:t>Answer:</w:t>
             </w:r>
           </w:p>
@@ -3548,7 +3639,6 @@
                     <w:rPr>
                       <w:szCs w:val="20"/>
                     </w:rPr>
-                    <w:lastRenderedPageBreak/>
                     <w:t>Screenshot of your code</w:t>
                   </w:r>
                   <w:r>
@@ -3797,7 +3887,6 @@
                 <w:b/>
                 <w:color w:val="000000"/>
               </w:rPr>
-              <w:lastRenderedPageBreak/>
               <w:t xml:space="preserve">Skills to be observed </w:t>
             </w:r>
             <w:r>
@@ -4683,13 +4772,27 @@
               <w:rPr>
                 <w:szCs w:val="20"/>
               </w:rPr>
-              <w:t>Learner r</w:t>
-            </w:r>
-            <w:r>
-              <w:rPr>
-                <w:szCs w:val="20"/>
-              </w:rPr>
-              <w:t>etrieve and manage results sets from data source</w:t>
+              <w:t xml:space="preserve">Learner </w:t>
+            </w:r>
+            <w:proofErr w:type="gramStart"/>
+            <w:r>
+              <w:rPr>
+                <w:szCs w:val="20"/>
+              </w:rPr>
+              <w:t>r</w:t>
+            </w:r>
+            <w:r>
+              <w:rPr>
+                <w:szCs w:val="20"/>
+              </w:rPr>
+              <w:t>etrieve</w:t>
+            </w:r>
+            <w:proofErr w:type="gramEnd"/>
+            <w:r>
+              <w:rPr>
+                <w:szCs w:val="20"/>
+              </w:rPr>
+              <w:t xml:space="preserve"> and manage results sets from data source</w:t>
             </w:r>
           </w:p>
         </w:tc>
@@ -4954,13 +5057,27 @@
               <w:rPr>
                 <w:szCs w:val="20"/>
               </w:rPr>
-              <w:t>Learner m</w:t>
-            </w:r>
-            <w:r>
-              <w:rPr>
-                <w:szCs w:val="20"/>
-              </w:rPr>
-              <w:t>anage exceptions when retrieving data</w:t>
+              <w:t xml:space="preserve">Learner </w:t>
+            </w:r>
+            <w:proofErr w:type="gramStart"/>
+            <w:r>
+              <w:rPr>
+                <w:szCs w:val="20"/>
+              </w:rPr>
+              <w:t>m</w:t>
+            </w:r>
+            <w:r>
+              <w:rPr>
+                <w:szCs w:val="20"/>
+              </w:rPr>
+              <w:t>anage</w:t>
+            </w:r>
+            <w:proofErr w:type="gramEnd"/>
+            <w:r>
+              <w:rPr>
+                <w:szCs w:val="20"/>
+              </w:rPr>
+              <w:t xml:space="preserve"> exceptions when retrieving data</w:t>
             </w:r>
           </w:p>
         </w:tc>
@@ -5223,13 +5340,27 @@
               <w:rPr>
                 <w:szCs w:val="20"/>
               </w:rPr>
-              <w:t>Learner c</w:t>
-            </w:r>
-            <w:r>
-              <w:rPr>
-                <w:szCs w:val="20"/>
-              </w:rPr>
-              <w:t>onfirm data integrity</w:t>
+              <w:t xml:space="preserve">Learner </w:t>
+            </w:r>
+            <w:proofErr w:type="gramStart"/>
+            <w:r>
+              <w:rPr>
+                <w:szCs w:val="20"/>
+              </w:rPr>
+              <w:t>c</w:t>
+            </w:r>
+            <w:r>
+              <w:rPr>
+                <w:szCs w:val="20"/>
+              </w:rPr>
+              <w:t>onfirm</w:t>
+            </w:r>
+            <w:proofErr w:type="gramEnd"/>
+            <w:r>
+              <w:rPr>
+                <w:szCs w:val="20"/>
+              </w:rPr>
+              <w:t xml:space="preserve"> data integrity</w:t>
             </w:r>
           </w:p>
         </w:tc>
@@ -5892,10 +6023,75 @@
           </w:p>
           <w:p>
             <w:pPr>
-              <w:rPr>
-                <w:szCs w:val="20"/>
-              </w:rPr>
-            </w:pPr>
+              <w:pStyle w:val="ListParagraph"/>
+              <w:numPr>
+                <w:ilvl w:val="0"/>
+                <w:numId w:val="27"/>
+              </w:numPr>
+              <w:rPr>
+                <w:szCs w:val="20"/>
+              </w:rPr>
+            </w:pPr>
+            <w:r>
+              <w:rPr>
+                <w:szCs w:val="20"/>
+              </w:rPr>
+              <w:t>Disconnected mode means data is retrieved from the database and stored in memory (e.g. in a DataSet), allowing the connection to the database to be closed while working with the data.</w:t>
+            </w:r>
+          </w:p>
+          <w:p>
+            <w:pPr>
+              <w:pStyle w:val="ListParagraph"/>
+              <w:numPr>
+                <w:ilvl w:val="0"/>
+                <w:numId w:val="27"/>
+              </w:numPr>
+              <w:rPr>
+                <w:szCs w:val="20"/>
+              </w:rPr>
+            </w:pPr>
+            <w:r>
+              <w:rPr>
+                <w:szCs w:val="20"/>
+              </w:rPr>
+              <w:t>It differs from connected mode, where the app keeps a continuous connection to the database while reading or modifying data.</w:t>
+            </w:r>
+          </w:p>
+          <w:p>
+            <w:pPr>
+              <w:pStyle w:val="ListParagraph"/>
+              <w:numPr>
+                <w:ilvl w:val="0"/>
+                <w:numId w:val="27"/>
+              </w:numPr>
+              <w:rPr>
+                <w:szCs w:val="20"/>
+              </w:rPr>
+            </w:pPr>
+            <w:r>
+              <w:rPr>
+                <w:szCs w:val="20"/>
+              </w:rPr>
+              <w:t>Advantages: Better performance and reduced load on the database server because the connection is not kept open.</w:t>
+            </w:r>
+          </w:p>
+          <w:p>
+            <w:pPr>
+              <w:pStyle w:val="ListParagraph"/>
+              <w:numPr>
+                <w:ilvl w:val="0"/>
+                <w:numId w:val="27"/>
+              </w:numPr>
+              <w:rPr>
+                <w:szCs w:val="20"/>
+              </w:rPr>
+            </w:pPr>
+            <w:r>
+              <w:rPr>
+                <w:szCs w:val="20"/>
+              </w:rPr>
+              <w:t>Challenges: Managing updates or handling data conflicts can be harder since changes are made offline and must later sync back to the database.</w:t>
+            </w:r>
           </w:p>
           <w:p>
             <w:pPr>
@@ -5934,6 +6130,7 @@
               <w:rPr>
                 <w:szCs w:val="20"/>
               </w:rPr>
+              <w:lastRenderedPageBreak/>
               <w:t>Implement at least one CRUD operation (Insert, Update, or Delete) using disconnected mode, and provide evidence.</w:t>
             </w:r>
           </w:p>
@@ -6116,7 +6313,6 @@
                     <w:rPr>
                       <w:szCs w:val="20"/>
                     </w:rPr>
-                    <w:lastRenderedPageBreak/>
                     <w:t>S</w:t>
                   </w:r>
                   <w:r>
@@ -6797,6 +6993,7 @@
               <w:rPr>
                 <w:szCs w:val="20"/>
               </w:rPr>
+              <w:lastRenderedPageBreak/>
               <w:t>Write a function that queries all task records from your database and writes them into a CSV file.</w:t>
             </w:r>
           </w:p>
@@ -7057,7 +7254,6 @@
                     <w:rPr>
                       <w:szCs w:val="20"/>
                     </w:rPr>
-                    <w:lastRenderedPageBreak/>
                     <w:t>S</w:t>
                   </w:r>
                   <w:r>
@@ -7744,6 +7940,7 @@
         </mc:Fallback>
       </mc:AlternateContent>
     </w:r>
+    <w:proofErr w:type="gramStart"/>
     <w:r>
       <w:rPr>
         <w:rFonts w:cs="Arial"/>
@@ -7758,7 +7955,31 @@
         <w:rFonts w:cs="Arial"/>
         <w:sz w:val="10"/>
       </w:rPr>
-      <w:t>Holmesglen:  QL CAIT  12-Jul-2022  L:\CAIT\Teaching\T&amp;L\202220\ICT40120 - Programming\C# Programming\MASTER\CRS180_ICTPRG430-ICTPRG432_ICTPRG433_AT1of2_MASTER.docx</w:t>
+      <w:t>Holmesglen</w:t>
+    </w:r>
+    <w:proofErr w:type="gramEnd"/>
+    <w:r>
+      <w:rPr>
+        <w:rFonts w:cs="Arial"/>
+        <w:sz w:val="10"/>
+      </w:rPr>
+      <w:t>:  QL CAIT  12-Jul-</w:t>
+    </w:r>
+    <w:proofErr w:type="gramStart"/>
+    <w:r>
+      <w:rPr>
+        <w:rFonts w:cs="Arial"/>
+        <w:sz w:val="10"/>
+      </w:rPr>
+      <w:t>2022  L:\CAIT\Teaching\T</w:t>
+    </w:r>
+    <w:proofErr w:type="gramEnd"/>
+    <w:r>
+      <w:rPr>
+        <w:rFonts w:cs="Arial"/>
+        <w:sz w:val="10"/>
+      </w:rPr>
+      <w:t>&amp;L\202220\ICT40120 - Programming\C# Programming\MASTER\CRS180_ICTPRG430-ICTPRG432_ICTPRG433_AT1of2_MASTER.docx</w:t>
     </w:r>
   </w:p>
 </w:ftr>
@@ -10050,6 +10271,119 @@
     </w:lvl>
   </w:abstractNum>
   <w:abstractNum w:abstractNumId="13" w15:restartNumberingAfterBreak="0">
+    <w:nsid w:val="39681341"/>
+    <w:multiLevelType w:val="hybridMultilevel"/>
+    <w:tmpl w:val="D6DA00C2"/>
+    <w:lvl w:ilvl="0" w:tplc="04090001">
+      <w:start w:val="1"/>
+      <w:numFmt w:val="bullet"/>
+      <w:lvlText w:val=""/>
+      <w:lvlJc w:val="left"/>
+      <w:pPr>
+        <w:ind w:left="720" w:hanging="360"/>
+      </w:pPr>
+      <w:rPr>
+        <w:rFonts w:ascii="Symbol" w:hAnsi="Symbol" w:hint="default"/>
+      </w:rPr>
+    </w:lvl>
+    <w:lvl w:ilvl="1" w:tplc="04090003" w:tentative="1">
+      <w:start w:val="1"/>
+      <w:numFmt w:val="bullet"/>
+      <w:lvlText w:val="o"/>
+      <w:lvlJc w:val="left"/>
+      <w:pPr>
+        <w:ind w:left="1440" w:hanging="360"/>
+      </w:pPr>
+      <w:rPr>
+        <w:rFonts w:ascii="Courier New" w:hAnsi="Courier New" w:cs="Courier New" w:hint="default"/>
+      </w:rPr>
+    </w:lvl>
+    <w:lvl w:ilvl="2" w:tplc="04090005" w:tentative="1">
+      <w:start w:val="1"/>
+      <w:numFmt w:val="bullet"/>
+      <w:lvlText w:val=""/>
+      <w:lvlJc w:val="left"/>
+      <w:pPr>
+        <w:ind w:left="2160" w:hanging="360"/>
+      </w:pPr>
+      <w:rPr>
+        <w:rFonts w:ascii="Wingdings" w:hAnsi="Wingdings" w:hint="default"/>
+      </w:rPr>
+    </w:lvl>
+    <w:lvl w:ilvl="3" w:tplc="04090001" w:tentative="1">
+      <w:start w:val="1"/>
+      <w:numFmt w:val="bullet"/>
+      <w:lvlText w:val=""/>
+      <w:lvlJc w:val="left"/>
+      <w:pPr>
+        <w:ind w:left="2880" w:hanging="360"/>
+      </w:pPr>
+      <w:rPr>
+        <w:rFonts w:ascii="Symbol" w:hAnsi="Symbol" w:hint="default"/>
+      </w:rPr>
+    </w:lvl>
+    <w:lvl w:ilvl="4" w:tplc="04090003" w:tentative="1">
+      <w:start w:val="1"/>
+      <w:numFmt w:val="bullet"/>
+      <w:lvlText w:val="o"/>
+      <w:lvlJc w:val="left"/>
+      <w:pPr>
+        <w:ind w:left="3600" w:hanging="360"/>
+      </w:pPr>
+      <w:rPr>
+        <w:rFonts w:ascii="Courier New" w:hAnsi="Courier New" w:cs="Courier New" w:hint="default"/>
+      </w:rPr>
+    </w:lvl>
+    <w:lvl w:ilvl="5" w:tplc="04090005" w:tentative="1">
+      <w:start w:val="1"/>
+      <w:numFmt w:val="bullet"/>
+      <w:lvlText w:val=""/>
+      <w:lvlJc w:val="left"/>
+      <w:pPr>
+        <w:ind w:left="4320" w:hanging="360"/>
+      </w:pPr>
+      <w:rPr>
+        <w:rFonts w:ascii="Wingdings" w:hAnsi="Wingdings" w:hint="default"/>
+      </w:rPr>
+    </w:lvl>
+    <w:lvl w:ilvl="6" w:tplc="04090001" w:tentative="1">
+      <w:start w:val="1"/>
+      <w:numFmt w:val="bullet"/>
+      <w:lvlText w:val=""/>
+      <w:lvlJc w:val="left"/>
+      <w:pPr>
+        <w:ind w:left="5040" w:hanging="360"/>
+      </w:pPr>
+      <w:rPr>
+        <w:rFonts w:ascii="Symbol" w:hAnsi="Symbol" w:hint="default"/>
+      </w:rPr>
+    </w:lvl>
+    <w:lvl w:ilvl="7" w:tplc="04090003" w:tentative="1">
+      <w:start w:val="1"/>
+      <w:numFmt w:val="bullet"/>
+      <w:lvlText w:val="o"/>
+      <w:lvlJc w:val="left"/>
+      <w:pPr>
+        <w:ind w:left="5760" w:hanging="360"/>
+      </w:pPr>
+      <w:rPr>
+        <w:rFonts w:ascii="Courier New" w:hAnsi="Courier New" w:cs="Courier New" w:hint="default"/>
+      </w:rPr>
+    </w:lvl>
+    <w:lvl w:ilvl="8" w:tplc="04090005" w:tentative="1">
+      <w:start w:val="1"/>
+      <w:numFmt w:val="bullet"/>
+      <w:lvlText w:val=""/>
+      <w:lvlJc w:val="left"/>
+      <w:pPr>
+        <w:ind w:left="6480" w:hanging="360"/>
+      </w:pPr>
+      <w:rPr>
+        <w:rFonts w:ascii="Wingdings" w:hAnsi="Wingdings" w:hint="default"/>
+      </w:rPr>
+    </w:lvl>
+  </w:abstractNum>
+  <w:abstractNum w:abstractNumId="14" w15:restartNumberingAfterBreak="0">
     <w:nsid w:val="39A52BE6"/>
     <w:multiLevelType w:val="hybridMultilevel"/>
     <w:tmpl w:val="9336E618"/>
@@ -10162,7 +10496,7 @@
       </w:rPr>
     </w:lvl>
   </w:abstractNum>
-  <w:abstractNum w:abstractNumId="14" w15:restartNumberingAfterBreak="0">
+  <w:abstractNum w:abstractNumId="15" w15:restartNumberingAfterBreak="0">
     <w:nsid w:val="3AB3220D"/>
     <w:multiLevelType w:val="hybridMultilevel"/>
     <w:tmpl w:val="EA4E45CC"/>
@@ -10275,7 +10609,7 @@
       </w:rPr>
     </w:lvl>
   </w:abstractNum>
-  <w:abstractNum w:abstractNumId="15" w15:restartNumberingAfterBreak="0">
+  <w:abstractNum w:abstractNumId="16" w15:restartNumberingAfterBreak="0">
     <w:nsid w:val="3B781B79"/>
     <w:multiLevelType w:val="hybridMultilevel"/>
     <w:tmpl w:val="702CCC2A"/>
@@ -10388,7 +10722,7 @@
       </w:rPr>
     </w:lvl>
   </w:abstractNum>
-  <w:abstractNum w:abstractNumId="16" w15:restartNumberingAfterBreak="0">
+  <w:abstractNum w:abstractNumId="17" w15:restartNumberingAfterBreak="0">
     <w:nsid w:val="42587A0A"/>
     <w:multiLevelType w:val="multilevel"/>
     <w:tmpl w:val="555ABB40"/>
@@ -10537,7 +10871,7 @@
       </w:rPr>
     </w:lvl>
   </w:abstractNum>
-  <w:abstractNum w:abstractNumId="17" w15:restartNumberingAfterBreak="0">
+  <w:abstractNum w:abstractNumId="18" w15:restartNumberingAfterBreak="0">
     <w:nsid w:val="4AD92797"/>
     <w:multiLevelType w:val="hybridMultilevel"/>
     <w:tmpl w:val="289891D0"/>
@@ -10649,7 +10983,7 @@
       </w:rPr>
     </w:lvl>
   </w:abstractNum>
-  <w:abstractNum w:abstractNumId="18" w15:restartNumberingAfterBreak="0">
+  <w:abstractNum w:abstractNumId="19" w15:restartNumberingAfterBreak="0">
     <w:nsid w:val="4BC743B7"/>
     <w:multiLevelType w:val="hybridMultilevel"/>
     <w:tmpl w:val="FB6E63D8"/>
@@ -10762,7 +11096,7 @@
       </w:rPr>
     </w:lvl>
   </w:abstractNum>
-  <w:abstractNum w:abstractNumId="19" w15:restartNumberingAfterBreak="0">
+  <w:abstractNum w:abstractNumId="20" w15:restartNumberingAfterBreak="0">
     <w:nsid w:val="4E2C2F12"/>
     <w:multiLevelType w:val="hybridMultilevel"/>
     <w:tmpl w:val="F02C83EE"/>
@@ -10875,7 +11209,7 @@
       </w:rPr>
     </w:lvl>
   </w:abstractNum>
-  <w:abstractNum w:abstractNumId="20" w15:restartNumberingAfterBreak="0">
+  <w:abstractNum w:abstractNumId="21" w15:restartNumberingAfterBreak="0">
     <w:nsid w:val="522631A4"/>
     <w:multiLevelType w:val="hybridMultilevel"/>
     <w:tmpl w:val="1FD0CEE6"/>
@@ -10988,7 +11322,7 @@
       </w:rPr>
     </w:lvl>
   </w:abstractNum>
-  <w:abstractNum w:abstractNumId="21" w15:restartNumberingAfterBreak="0">
+  <w:abstractNum w:abstractNumId="22" w15:restartNumberingAfterBreak="0">
     <w:nsid w:val="55AC6F1A"/>
     <w:multiLevelType w:val="multilevel"/>
     <w:tmpl w:val="FA6A65C8"/>
@@ -11137,7 +11471,7 @@
       </w:rPr>
     </w:lvl>
   </w:abstractNum>
-  <w:abstractNum w:abstractNumId="22" w15:restartNumberingAfterBreak="0">
+  <w:abstractNum w:abstractNumId="23" w15:restartNumberingAfterBreak="0">
     <w:nsid w:val="5D637786"/>
     <w:multiLevelType w:val="hybridMultilevel"/>
     <w:tmpl w:val="6126773C"/>
@@ -11250,7 +11584,7 @@
       </w:rPr>
     </w:lvl>
   </w:abstractNum>
-  <w:abstractNum w:abstractNumId="23" w15:restartNumberingAfterBreak="0">
+  <w:abstractNum w:abstractNumId="24" w15:restartNumberingAfterBreak="0">
     <w:nsid w:val="6E796970"/>
     <w:multiLevelType w:val="hybridMultilevel"/>
     <w:tmpl w:val="6122DC30"/>
@@ -11363,7 +11697,7 @@
       </w:rPr>
     </w:lvl>
   </w:abstractNum>
-  <w:abstractNum w:abstractNumId="24" w15:restartNumberingAfterBreak="0">
+  <w:abstractNum w:abstractNumId="25" w15:restartNumberingAfterBreak="0">
     <w:nsid w:val="75FF0E1F"/>
     <w:multiLevelType w:val="hybridMultilevel"/>
     <w:tmpl w:val="D0422CD4"/>
@@ -11476,7 +11810,7 @@
       </w:rPr>
     </w:lvl>
   </w:abstractNum>
-  <w:abstractNum w:abstractNumId="25" w15:restartNumberingAfterBreak="0">
+  <w:abstractNum w:abstractNumId="26" w15:restartNumberingAfterBreak="0">
     <w:nsid w:val="79103937"/>
     <w:multiLevelType w:val="hybridMultilevel"/>
     <w:tmpl w:val="E782E7CC"/>
@@ -11590,10 +11924,10 @@
     </w:lvl>
   </w:abstractNum>
   <w:num w:numId="1" w16cid:durableId="1986658849">
-    <w:abstractNumId w:val="17"/>
+    <w:abstractNumId w:val="18"/>
   </w:num>
   <w:num w:numId="2" w16cid:durableId="419258869">
-    <w:abstractNumId w:val="20"/>
+    <w:abstractNumId w:val="21"/>
   </w:num>
   <w:num w:numId="3" w16cid:durableId="27681892">
     <w:abstractNumId w:val="0"/>
@@ -11602,7 +11936,7 @@
     <w:abstractNumId w:val="10"/>
   </w:num>
   <w:num w:numId="5" w16cid:durableId="161822273">
-    <w:abstractNumId w:val="25"/>
+    <w:abstractNumId w:val="26"/>
   </w:num>
   <w:num w:numId="6" w16cid:durableId="317345442">
     <w:abstractNumId w:val="2"/>
@@ -11611,13 +11945,13 @@
     <w:abstractNumId w:val="6"/>
   </w:num>
   <w:num w:numId="8" w16cid:durableId="749234138">
-    <w:abstractNumId w:val="23"/>
+    <w:abstractNumId w:val="24"/>
   </w:num>
   <w:num w:numId="9" w16cid:durableId="821460945">
-    <w:abstractNumId w:val="15"/>
+    <w:abstractNumId w:val="16"/>
   </w:num>
   <w:num w:numId="10" w16cid:durableId="398208257">
-    <w:abstractNumId w:val="21"/>
+    <w:abstractNumId w:val="22"/>
   </w:num>
   <w:num w:numId="11" w16cid:durableId="1722240783">
     <w:abstractNumId w:val="8"/>
@@ -11632,10 +11966,10 @@
     <w:abstractNumId w:val="11"/>
   </w:num>
   <w:num w:numId="15" w16cid:durableId="751512470">
-    <w:abstractNumId w:val="19"/>
+    <w:abstractNumId w:val="20"/>
   </w:num>
   <w:num w:numId="16" w16cid:durableId="2018651634">
-    <w:abstractNumId w:val="18"/>
+    <w:abstractNumId w:val="19"/>
   </w:num>
   <w:num w:numId="17" w16cid:durableId="2003198149">
     <w:abstractNumId w:val="5"/>
@@ -11644,19 +11978,19 @@
     <w:abstractNumId w:val="3"/>
   </w:num>
   <w:num w:numId="19" w16cid:durableId="1029182647">
-    <w:abstractNumId w:val="22"/>
+    <w:abstractNumId w:val="23"/>
   </w:num>
   <w:num w:numId="20" w16cid:durableId="113066166">
-    <w:abstractNumId w:val="13"/>
+    <w:abstractNumId w:val="14"/>
   </w:num>
   <w:num w:numId="21" w16cid:durableId="1816797947">
     <w:abstractNumId w:val="12"/>
   </w:num>
   <w:num w:numId="22" w16cid:durableId="192882441">
-    <w:abstractNumId w:val="14"/>
+    <w:abstractNumId w:val="15"/>
   </w:num>
   <w:num w:numId="23" w16cid:durableId="30964780">
-    <w:abstractNumId w:val="16"/>
+    <w:abstractNumId w:val="17"/>
   </w:num>
   <w:num w:numId="24" w16cid:durableId="1336344893">
     <w:abstractNumId w:val="7"/>
@@ -11665,7 +11999,10 @@
     <w:abstractNumId w:val="1"/>
   </w:num>
   <w:num w:numId="26" w16cid:durableId="50659357">
-    <w:abstractNumId w:val="24"/>
+    <w:abstractNumId w:val="25"/>
+  </w:num>
+  <w:num w:numId="27" w16cid:durableId="1269004570">
+    <w:abstractNumId w:val="13"/>
   </w:num>
   <w:numIdMacAtCleanup w:val="6"/>
 </w:numbering>
@@ -12922,35 +13259,28 @@
 </file>
 
 <file path=customXml/item2.xml><?xml version="1.0" encoding="utf-8"?>
-<Fcrs180_1XMLNode xmlns="CRS180_1">
-  <OthBox/>
-</Fcrs180_1XMLNode>
+<b:Sources xmlns:b="http://schemas.openxmlformats.org/officeDocument/2006/bibliography" xmlns="http://schemas.openxmlformats.org/officeDocument/2006/bibliography" SelectedStyle="\APASixthEditionOfficeOnline.xsl" StyleName="APA" Version="6"/>
 </file>
 
 <file path=customXml/item3.xml><?xml version="1.0" encoding="utf-8"?>
+<Fcrs180_2XMLNode xmlns="CRS180_2">
+  <AssessType/>
+</Fcrs180_2XMLNode>
+</file>
+
+<file path=customXml/item4.xml><?xml version="1.0" encoding="utf-8"?>
+<Fcrs180_5XMLNode xmlns="CRS180_5">
+  <AssessTypeR>Observation/Portfolio</AssessTypeR>
+</Fcrs180_5XMLNode>
+</file>
+
+<file path=customXml/item5.xml><?xml version="1.0" encoding="utf-8"?>
 <Fcrs180_4XMLNode xmlns="CRS180_4">
   <DeptName>BDIT, Computer and Information Technology</DeptName>
 </Fcrs180_4XMLNode>
 </file>
 
-<file path=customXml/item4.xml><?xml version="1.0" encoding="utf-8"?>
-<Fcrs180_2XMLNode xmlns="CRS180_2">
-  <AssessType/>
-</Fcrs180_2XMLNode>
-</file>
-
-<file path=customXml/item5.xml><?xml version="1.0" encoding="utf-8"?>
-<b:Sources xmlns:b="http://schemas.openxmlformats.org/officeDocument/2006/bibliography" xmlns="http://schemas.openxmlformats.org/officeDocument/2006/bibliography" SelectedStyle="\APASixthEditionOfficeOnline.xsl" StyleName="APA" Version="6"/>
-</file>
-
 <file path=customXml/item6.xml><?xml version="1.0" encoding="utf-8"?>
-<Fcrs180_3XMLNode xmlns="CRS180_3">
-  <StName/>
-  <StID/>
-</Fcrs180_3XMLNode>
-</file>
-
-<file path=customXml/item7.xml><?xml version="1.0" encoding="utf-8"?>
 <Fcrs180XMLNode xmlns="CRS180">
   <SName/>
   <SID/>
@@ -12966,10 +13296,17 @@
 </Fcrs180XMLNode>
 </file>
 
+<file path=customXml/item7.xml><?xml version="1.0" encoding="utf-8"?>
+<Fcrs180_1XMLNode xmlns="CRS180_1">
+  <OthBox/>
+</Fcrs180_1XMLNode>
+</file>
+
 <file path=customXml/item8.xml><?xml version="1.0" encoding="utf-8"?>
-<Fcrs180_5XMLNode xmlns="CRS180_5">
-  <AssessTypeR>Observation/Portfolio</AssessTypeR>
-</Fcrs180_5XMLNode>
+<Fcrs180_3XMLNode xmlns="CRS180_3">
+  <StName/>
+  <StID/>
+</Fcrs180_3XMLNode>
 </file>
 
 <file path=customXml/itemProps1.xml><?xml version="1.0" encoding="utf-8"?>
@@ -12981,6 +13318,46 @@
 </file>
 
 <file path=customXml/itemProps2.xml><?xml version="1.0" encoding="utf-8"?>
+<ds:datastoreItem xmlns:ds="http://schemas.openxmlformats.org/officeDocument/2006/customXml" ds:itemID="{AAD7C83C-D912-42F8-8DFC-C8FB8A29DBD9}">
+  <ds:schemaRefs>
+    <ds:schemaRef ds:uri="http://schemas.openxmlformats.org/officeDocument/2006/bibliography"/>
+  </ds:schemaRefs>
+</ds:datastoreItem>
+</file>
+
+<file path=customXml/itemProps3.xml><?xml version="1.0" encoding="utf-8"?>
+<ds:datastoreItem xmlns:ds="http://schemas.openxmlformats.org/officeDocument/2006/customXml" ds:itemID="{150D0C82-7BC9-456F-A768-C6ED423A975C}">
+  <ds:schemaRefs>
+    <ds:schemaRef ds:uri="CRS180_2"/>
+  </ds:schemaRefs>
+</ds:datastoreItem>
+</file>
+
+<file path=customXml/itemProps4.xml><?xml version="1.0" encoding="utf-8"?>
+<ds:datastoreItem xmlns:ds="http://schemas.openxmlformats.org/officeDocument/2006/customXml" ds:itemID="{8EEE6C64-7878-4D06-B4F9-6A63DFC5E605}">
+  <ds:schemaRefs>
+    <ds:schemaRef ds:uri="CRS180_5"/>
+  </ds:schemaRefs>
+</ds:datastoreItem>
+</file>
+
+<file path=customXml/itemProps5.xml><?xml version="1.0" encoding="utf-8"?>
+<ds:datastoreItem xmlns:ds="http://schemas.openxmlformats.org/officeDocument/2006/customXml" ds:itemID="{BCCE98C7-93E3-46B4-9136-8583CF4B79F7}">
+  <ds:schemaRefs>
+    <ds:schemaRef ds:uri="CRS180_4"/>
+  </ds:schemaRefs>
+</ds:datastoreItem>
+</file>
+
+<file path=customXml/itemProps6.xml><?xml version="1.0" encoding="utf-8"?>
+<ds:datastoreItem xmlns:ds="http://schemas.openxmlformats.org/officeDocument/2006/customXml" ds:itemID="{AEAA7968-AA76-4AEA-864E-618A3CDCDA91}">
+  <ds:schemaRefs>
+    <ds:schemaRef ds:uri="CRS180"/>
+  </ds:schemaRefs>
+</ds:datastoreItem>
+</file>
+
+<file path=customXml/itemProps7.xml><?xml version="1.0" encoding="utf-8"?>
 <ds:datastoreItem xmlns:ds="http://schemas.openxmlformats.org/officeDocument/2006/customXml" ds:itemID="{93E8A757-17F0-4CC7-B32F-5C21CEC8E169}">
   <ds:schemaRefs>
     <ds:schemaRef ds:uri="CRS180_1"/>
@@ -12988,50 +13365,10 @@
 </ds:datastoreItem>
 </file>
 
-<file path=customXml/itemProps3.xml><?xml version="1.0" encoding="utf-8"?>
-<ds:datastoreItem xmlns:ds="http://schemas.openxmlformats.org/officeDocument/2006/customXml" ds:itemID="{BCCE98C7-93E3-46B4-9136-8583CF4B79F7}">
-  <ds:schemaRefs>
-    <ds:schemaRef ds:uri="CRS180_4"/>
-  </ds:schemaRefs>
-</ds:datastoreItem>
-</file>
-
-<file path=customXml/itemProps4.xml><?xml version="1.0" encoding="utf-8"?>
-<ds:datastoreItem xmlns:ds="http://schemas.openxmlformats.org/officeDocument/2006/customXml" ds:itemID="{150D0C82-7BC9-456F-A768-C6ED423A975C}">
-  <ds:schemaRefs>
-    <ds:schemaRef ds:uri="CRS180_2"/>
-  </ds:schemaRefs>
-</ds:datastoreItem>
-</file>
-
-<file path=customXml/itemProps5.xml><?xml version="1.0" encoding="utf-8"?>
-<ds:datastoreItem xmlns:ds="http://schemas.openxmlformats.org/officeDocument/2006/customXml" ds:itemID="{AAD7C83C-D912-42F8-8DFC-C8FB8A29DBD9}">
-  <ds:schemaRefs>
-    <ds:schemaRef ds:uri="http://schemas.openxmlformats.org/officeDocument/2006/bibliography"/>
-  </ds:schemaRefs>
-</ds:datastoreItem>
-</file>
-
-<file path=customXml/itemProps6.xml><?xml version="1.0" encoding="utf-8"?>
+<file path=customXml/itemProps8.xml><?xml version="1.0" encoding="utf-8"?>
 <ds:datastoreItem xmlns:ds="http://schemas.openxmlformats.org/officeDocument/2006/customXml" ds:itemID="{EADE9EF3-1304-43E5-9865-7510817D635D}">
   <ds:schemaRefs>
     <ds:schemaRef ds:uri="CRS180_3"/>
   </ds:schemaRefs>
 </ds:datastoreItem>
-</file>
-
-<file path=customXml/itemProps7.xml><?xml version="1.0" encoding="utf-8"?>
-<ds:datastoreItem xmlns:ds="http://schemas.openxmlformats.org/officeDocument/2006/customXml" ds:itemID="{AEAA7968-AA76-4AEA-864E-618A3CDCDA91}">
-  <ds:schemaRefs>
-    <ds:schemaRef ds:uri="CRS180"/>
-  </ds:schemaRefs>
-</ds:datastoreItem>
-</file>
-
-<file path=customXml/itemProps8.xml><?xml version="1.0" encoding="utf-8"?>
-<ds:datastoreItem xmlns:ds="http://schemas.openxmlformats.org/officeDocument/2006/customXml" ds:itemID="{8EEE6C64-7878-4D06-B4F9-6A63DFC5E605}">
-  <ds:schemaRefs>
-    <ds:schemaRef ds:uri="CRS180_5"/>
-  </ds:schemaRefs>
-</ds:datastoreItem>
 </file>
--- a/C#/Assessment2/Data_Driven_Programming_AT2of2_Part3of3.docx
+++ b/C#/Assessment2/Data_Driven_Programming_AT2of2_Part3of3.docx
@@ -625,7 +625,7 @@
               <w:bottom w:val="single" w:sz="4" w:space="0" w:color="auto"/>
               <w:right w:val="single" w:sz="4" w:space="0" w:color="auto"/>
             </w:tcBorders>
-            <w:shd w:val="clear" w:color="auto" w:fill="FF0000"/>
+            <w:shd w:val="clear" w:color="auto" w:fill="auto"/>
             <w:tcMar>
               <w:top w:w="57" w:type="dxa"/>
               <w:left w:w="108" w:type="dxa"/>
@@ -661,18 +661,43 @@
               <w:rPr>
                 <w:szCs w:val="20"/>
               </w:rPr>
-              <w:t>(Insert screenshot of TaskRepository.cs showing methods like AddTask, GetAllTasks, or DeleteTask here)</w:t>
-            </w:r>
-          </w:p>
-          <w:p>
-            <w:pPr>
-              <w:tabs>
-                <w:tab w:val="left" w:pos="680"/>
-              </w:tabs>
-              <w:rPr>
-                <w:szCs w:val="20"/>
-              </w:rPr>
-            </w:pPr>
+              <w:lastRenderedPageBreak/>
+              <w:drawing>
+                <wp:inline distT="0" distB="0" distL="0" distR="0" wp14:anchorId="5FFC1317" wp14:editId="1111C750">
+                  <wp:extent cx="6445250" cy="5889710"/>
+                  <wp:effectExtent l="0" t="0" r="0" b="0"/>
+                  <wp:docPr id="1587357755" name="Picture 1"/>
+                  <wp:cNvGraphicFramePr>
+                    <a:graphicFrameLocks xmlns:a="http://schemas.openxmlformats.org/drawingml/2006/main" noChangeAspect="1"/>
+                  </wp:cNvGraphicFramePr>
+                  <a:graphic xmlns:a="http://schemas.openxmlformats.org/drawingml/2006/main">
+                    <a:graphicData uri="http://schemas.openxmlformats.org/drawingml/2006/picture">
+                      <pic:pic xmlns:pic="http://schemas.openxmlformats.org/drawingml/2006/picture">
+                        <pic:nvPicPr>
+                          <pic:cNvPr id="1587357755" name=""/>
+                          <pic:cNvPicPr/>
+                        </pic:nvPicPr>
+                        <pic:blipFill>
+                          <a:blip r:embed="rId15"/>
+                          <a:stretch>
+                            <a:fillRect/>
+                          </a:stretch>
+                        </pic:blipFill>
+                        <pic:spPr>
+                          <a:xfrm>
+                            <a:off x="0" y="0"/>
+                            <a:ext cx="6452038" cy="5895913"/>
+                          </a:xfrm>
+                          <a:prstGeom prst="rect">
+                            <a:avLst/>
+                          </a:prstGeom>
+                        </pic:spPr>
+                      </pic:pic>
+                    </a:graphicData>
+                  </a:graphic>
+                </wp:inline>
+              </w:drawing>
+            </w:r>
           </w:p>
         </w:tc>
       </w:tr>
@@ -704,6 +729,7 @@
               <w:rPr>
                 <w:szCs w:val="20"/>
               </w:rPr>
+              <w:lastRenderedPageBreak/>
               <w:t>Why is it important to separate your data-handling code from the rest of the application?</w:t>
             </w:r>
           </w:p>
@@ -928,7 +954,6 @@
               <w:rPr>
                 <w:szCs w:val="20"/>
               </w:rPr>
-              <w:lastRenderedPageBreak/>
               <w:t xml:space="preserve">How does this </w:t>
             </w:r>
             <w:r>
@@ -956,7 +981,7 @@
               <w:bottom w:val="single" w:sz="4" w:space="0" w:color="auto"/>
               <w:right w:val="single" w:sz="4" w:space="0" w:color="auto"/>
             </w:tcBorders>
-            <w:shd w:val="clear" w:color="auto" w:fill="FF0000"/>
+            <w:shd w:val="clear" w:color="auto" w:fill="auto"/>
             <w:tcMar>
               <w:top w:w="57" w:type="dxa"/>
               <w:left w:w="108" w:type="dxa"/>
@@ -1137,7 +1162,20 @@
               <w:rPr>
                 <w:szCs w:val="20"/>
               </w:rPr>
-              <w:t>A connection string is a string of parameters that tells the application how to connect to the database. In this project, it specifies the path to the local SQLite database file.</w:t>
+              <w:t xml:space="preserve">A connection string is a string of parameters that tells the application how to connect to the database. </w:t>
+            </w:r>
+          </w:p>
+          <w:p>
+            <w:pPr>
+              <w:rPr>
+                <w:szCs w:val="20"/>
+              </w:rPr>
+            </w:pPr>
+            <w:r>
+              <w:rPr>
+                <w:szCs w:val="20"/>
+              </w:rPr>
+              <w:t>In this project, it specifies the path to the local SQLite database file.</w:t>
             </w:r>
           </w:p>
           <w:p>
@@ -1192,7 +1230,7 @@
               <w:bottom w:val="single" w:sz="4" w:space="0" w:color="auto"/>
               <w:right w:val="single" w:sz="4" w:space="0" w:color="auto"/>
             </w:tcBorders>
-            <w:shd w:val="clear" w:color="auto" w:fill="FF0000"/>
+            <w:shd w:val="clear" w:color="auto" w:fill="auto"/>
             <w:tcMar>
               <w:top w:w="57" w:type="dxa"/>
               <w:left w:w="108" w:type="dxa"/>
@@ -1224,6 +1262,46 @@
                 <w:szCs w:val="20"/>
               </w:rPr>
             </w:pPr>
+            <w:r>
+              <w:rPr>
+                <w:szCs w:val="20"/>
+              </w:rPr>
+              <w:drawing>
+                <wp:inline distT="0" distB="0" distL="0" distR="0" wp14:anchorId="5CD7B475" wp14:editId="567A972B">
+                  <wp:extent cx="5664200" cy="948354"/>
+                  <wp:effectExtent l="0" t="0" r="0" b="4445"/>
+                  <wp:docPr id="186792946" name="Picture 1"/>
+                  <wp:cNvGraphicFramePr>
+                    <a:graphicFrameLocks xmlns:a="http://schemas.openxmlformats.org/drawingml/2006/main" noChangeAspect="1"/>
+                  </wp:cNvGraphicFramePr>
+                  <a:graphic xmlns:a="http://schemas.openxmlformats.org/drawingml/2006/main">
+                    <a:graphicData uri="http://schemas.openxmlformats.org/drawingml/2006/picture">
+                      <pic:pic xmlns:pic="http://schemas.openxmlformats.org/drawingml/2006/picture">
+                        <pic:nvPicPr>
+                          <pic:cNvPr id="186792946" name=""/>
+                          <pic:cNvPicPr/>
+                        </pic:nvPicPr>
+                        <pic:blipFill>
+                          <a:blip r:embed="rId16"/>
+                          <a:stretch>
+                            <a:fillRect/>
+                          </a:stretch>
+                        </pic:blipFill>
+                        <pic:spPr>
+                          <a:xfrm>
+                            <a:off x="0" y="0"/>
+                            <a:ext cx="5692728" cy="953131"/>
+                          </a:xfrm>
+                          <a:prstGeom prst="rect">
+                            <a:avLst/>
+                          </a:prstGeom>
+                        </pic:spPr>
+                      </pic:pic>
+                    </a:graphicData>
+                  </a:graphic>
+                </wp:inline>
+              </w:drawing>
+            </w:r>
           </w:p>
           <w:p>
             <w:pPr>
@@ -1435,7 +1513,7 @@
               <w:bottom w:val="single" w:sz="4" w:space="0" w:color="auto"/>
               <w:right w:val="single" w:sz="4" w:space="0" w:color="auto"/>
             </w:tcBorders>
-            <w:shd w:val="clear" w:color="auto" w:fill="FF0000"/>
+            <w:shd w:val="clear" w:color="auto" w:fill="auto"/>
             <w:tcMar>
               <w:top w:w="57" w:type="dxa"/>
               <w:left w:w="108" w:type="dxa"/>
@@ -1467,16 +1545,43 @@
                 <w:szCs w:val="20"/>
               </w:rPr>
             </w:pPr>
-          </w:p>
-          <w:p>
-            <w:pPr>
-              <w:tabs>
-                <w:tab w:val="left" w:pos="680"/>
-              </w:tabs>
-              <w:rPr>
-                <w:szCs w:val="20"/>
-              </w:rPr>
-            </w:pPr>
+            <w:r>
+              <w:drawing>
+                <wp:inline distT="0" distB="0" distL="0" distR="0" wp14:anchorId="6B72C830" wp14:editId="2D76BC6C">
+                  <wp:extent cx="4305303" cy="610983"/>
+                  <wp:effectExtent l="0" t="0" r="0" b="0"/>
+                  <wp:docPr id="1313101322" name="Picture 1" descr="A black background with green text&#10;&#10;AI-generated content may be incorrect."/>
+                  <wp:cNvGraphicFramePr>
+                    <a:graphicFrameLocks xmlns:a="http://schemas.openxmlformats.org/drawingml/2006/main" noChangeAspect="1"/>
+                  </wp:cNvGraphicFramePr>
+                  <a:graphic xmlns:a="http://schemas.openxmlformats.org/drawingml/2006/main">
+                    <a:graphicData uri="http://schemas.openxmlformats.org/drawingml/2006/picture">
+                      <pic:pic xmlns:pic="http://schemas.openxmlformats.org/drawingml/2006/picture">
+                        <pic:nvPicPr>
+                          <pic:cNvPr id="1313101322" name="Picture 1" descr="A black background with green text&#10;&#10;AI-generated content may be incorrect."/>
+                          <pic:cNvPicPr/>
+                        </pic:nvPicPr>
+                        <pic:blipFill>
+                          <a:blip r:embed="rId17"/>
+                          <a:stretch>
+                            <a:fillRect/>
+                          </a:stretch>
+                        </pic:blipFill>
+                        <pic:spPr>
+                          <a:xfrm>
+                            <a:off x="0" y="0"/>
+                            <a:ext cx="4338146" cy="615644"/>
+                          </a:xfrm>
+                          <a:prstGeom prst="rect">
+                            <a:avLst/>
+                          </a:prstGeom>
+                        </pic:spPr>
+                      </pic:pic>
+                    </a:graphicData>
+                  </a:graphic>
+                </wp:inline>
+              </w:drawing>
+            </w:r>
           </w:p>
         </w:tc>
       </w:tr>
@@ -1650,7 +1755,7 @@
               <w:bottom w:val="single" w:sz="4" w:space="0" w:color="auto"/>
               <w:right w:val="single" w:sz="4" w:space="0" w:color="auto"/>
             </w:tcBorders>
-            <w:shd w:val="clear" w:color="auto" w:fill="FF0000"/>
+            <w:shd w:val="clear" w:color="auto" w:fill="auto"/>
             <w:tcMar>
               <w:top w:w="57" w:type="dxa"/>
               <w:left w:w="108" w:type="dxa"/>
@@ -1682,16 +1787,47 @@
                 <w:szCs w:val="20"/>
               </w:rPr>
             </w:pPr>
-          </w:p>
-          <w:p>
-            <w:pPr>
-              <w:tabs>
-                <w:tab w:val="left" w:pos="680"/>
-              </w:tabs>
-              <w:rPr>
-                <w:szCs w:val="20"/>
-              </w:rPr>
-            </w:pPr>
+            <w:r>
+              <w:rPr>
+                <w:szCs w:val="20"/>
+              </w:rPr>
+              <w:lastRenderedPageBreak/>
+              <w:drawing>
+                <wp:inline distT="0" distB="0" distL="0" distR="0" wp14:anchorId="236F8DED" wp14:editId="2CBE4EC3">
+                  <wp:extent cx="6378363" cy="5035550"/>
+                  <wp:effectExtent l="0" t="0" r="3810" b="0"/>
+                  <wp:docPr id="1073846018" name="Picture 1"/>
+                  <wp:cNvGraphicFramePr>
+                    <a:graphicFrameLocks xmlns:a="http://schemas.openxmlformats.org/drawingml/2006/main" noChangeAspect="1"/>
+                  </wp:cNvGraphicFramePr>
+                  <a:graphic xmlns:a="http://schemas.openxmlformats.org/drawingml/2006/main">
+                    <a:graphicData uri="http://schemas.openxmlformats.org/drawingml/2006/picture">
+                      <pic:pic xmlns:pic="http://schemas.openxmlformats.org/drawingml/2006/picture">
+                        <pic:nvPicPr>
+                          <pic:cNvPr id="1073846018" name=""/>
+                          <pic:cNvPicPr/>
+                        </pic:nvPicPr>
+                        <pic:blipFill>
+                          <a:blip r:embed="rId18"/>
+                          <a:stretch>
+                            <a:fillRect/>
+                          </a:stretch>
+                        </pic:blipFill>
+                        <pic:spPr>
+                          <a:xfrm>
+                            <a:off x="0" y="0"/>
+                            <a:ext cx="6385735" cy="5041370"/>
+                          </a:xfrm>
+                          <a:prstGeom prst="rect">
+                            <a:avLst/>
+                          </a:prstGeom>
+                        </pic:spPr>
+                      </pic:pic>
+                    </a:graphicData>
+                  </a:graphic>
+                </wp:inline>
+              </w:drawing>
+            </w:r>
           </w:p>
         </w:tc>
       </w:tr>
@@ -1890,7 +2026,6 @@
               <w:rPr>
                 <w:szCs w:val="20"/>
               </w:rPr>
-              <w:lastRenderedPageBreak/>
               <w:t>Also include two screenshots as test evidence:</w:t>
             </w:r>
           </w:p>
@@ -1961,7 +2096,6 @@
                 <w:bCs/>
                 <w:szCs w:val="20"/>
               </w:rPr>
-              <w:lastRenderedPageBreak/>
               <w:t>Answer:</w:t>
             </w:r>
           </w:p>
@@ -1985,10 +2119,67 @@
                       <w:szCs w:val="20"/>
                     </w:rPr>
                   </w:pPr>
+                </w:p>
+                <w:p>
+                  <w:pPr>
+                    <w:rPr>
+                      <w:szCs w:val="20"/>
+                    </w:rPr>
+                  </w:pPr>
+                </w:p>
+                <w:p>
+                  <w:pPr>
+                    <w:rPr>
+                      <w:szCs w:val="20"/>
+                    </w:rPr>
+                  </w:pPr>
+                </w:p>
+                <w:p>
+                  <w:pPr>
+                    <w:rPr>
+                      <w:szCs w:val="20"/>
+                    </w:rPr>
+                  </w:pPr>
+                </w:p>
+                <w:p>
+                  <w:pPr>
+                    <w:rPr>
+                      <w:szCs w:val="20"/>
+                    </w:rPr>
+                  </w:pPr>
+                </w:p>
+                <w:p>
+                  <w:pPr>
+                    <w:rPr>
+                      <w:szCs w:val="20"/>
+                    </w:rPr>
+                  </w:pPr>
+                </w:p>
+                <w:p>
+                  <w:pPr>
+                    <w:rPr>
+                      <w:szCs w:val="20"/>
+                    </w:rPr>
+                  </w:pPr>
+                </w:p>
+                <w:p>
+                  <w:pPr>
+                    <w:rPr>
+                      <w:szCs w:val="20"/>
+                    </w:rPr>
+                  </w:pPr>
+                </w:p>
+                <w:p>
+                  <w:pPr>
+                    <w:rPr>
+                      <w:szCs w:val="20"/>
+                    </w:rPr>
+                  </w:pPr>
                   <w:r>
                     <w:rPr>
                       <w:szCs w:val="20"/>
                     </w:rPr>
+                    <w:lastRenderedPageBreak/>
                     <w:t>Screenshot of your code</w:t>
                   </w:r>
                   <w:r>
@@ -2004,13 +2195,46 @@
                       <w:szCs w:val="20"/>
                     </w:rPr>
                   </w:pPr>
-                </w:p>
-                <w:p>
-                  <w:pPr>
-                    <w:rPr>
-                      <w:szCs w:val="20"/>
-                    </w:rPr>
-                  </w:pPr>
+                  <w:r>
+                    <w:rPr>
+                      <w:szCs w:val="20"/>
+                    </w:rPr>
+                    <w:drawing>
+                      <wp:inline distT="0" distB="0" distL="0" distR="0" wp14:anchorId="20E77C43" wp14:editId="329EAED2">
+                        <wp:extent cx="6073165" cy="5784215"/>
+                        <wp:effectExtent l="0" t="0" r="3810" b="6985"/>
+                        <wp:docPr id="991430685" name="Picture 1"/>
+                        <wp:cNvGraphicFramePr>
+                          <a:graphicFrameLocks xmlns:a="http://schemas.openxmlformats.org/drawingml/2006/main" noChangeAspect="1"/>
+                        </wp:cNvGraphicFramePr>
+                        <a:graphic xmlns:a="http://schemas.openxmlformats.org/drawingml/2006/main">
+                          <a:graphicData uri="http://schemas.openxmlformats.org/drawingml/2006/picture">
+                            <pic:pic xmlns:pic="http://schemas.openxmlformats.org/drawingml/2006/picture">
+                              <pic:nvPicPr>
+                                <pic:cNvPr id="991430685" name=""/>
+                                <pic:cNvPicPr/>
+                              </pic:nvPicPr>
+                              <pic:blipFill>
+                                <a:blip r:embed="rId19"/>
+                                <a:stretch>
+                                  <a:fillRect/>
+                                </a:stretch>
+                              </pic:blipFill>
+                              <pic:spPr>
+                                <a:xfrm>
+                                  <a:off x="0" y="0"/>
+                                  <a:ext cx="6076882" cy="5787755"/>
+                                </a:xfrm>
+                                <a:prstGeom prst="rect">
+                                  <a:avLst/>
+                                </a:prstGeom>
+                              </pic:spPr>
+                            </pic:pic>
+                          </a:graphicData>
+                        </a:graphic>
+                      </wp:inline>
+                    </w:drawing>
+                  </w:r>
                 </w:p>
                 <w:p>
                   <w:pPr>
@@ -2036,6 +2260,7 @@
                     <w:rPr>
                       <w:szCs w:val="20"/>
                     </w:rPr>
+                    <w:lastRenderedPageBreak/>
                     <w:t>S</w:t>
                   </w:r>
                   <w:r>
@@ -2051,27 +2276,46 @@
                       <w:szCs w:val="20"/>
                     </w:rPr>
                   </w:pPr>
-                </w:p>
-                <w:p>
-                  <w:pPr>
-                    <w:rPr>
-                      <w:szCs w:val="20"/>
-                    </w:rPr>
-                  </w:pPr>
-                </w:p>
-                <w:p>
-                  <w:pPr>
-                    <w:rPr>
-                      <w:szCs w:val="20"/>
-                    </w:rPr>
-                  </w:pPr>
-                </w:p>
-                <w:p>
-                  <w:pPr>
-                    <w:rPr>
-                      <w:szCs w:val="20"/>
-                    </w:rPr>
-                  </w:pPr>
+                  <w:r>
+                    <w:rPr>
+                      <w:szCs w:val="20"/>
+                    </w:rPr>
+                    <w:drawing>
+                      <wp:inline distT="0" distB="0" distL="0" distR="0" wp14:anchorId="748E3E66" wp14:editId="1C5EA6A0">
+                        <wp:extent cx="6050280" cy="2159825"/>
+                        <wp:effectExtent l="0" t="0" r="7620" b="0"/>
+                        <wp:docPr id="371932909" name="Picture 1"/>
+                        <wp:cNvGraphicFramePr>
+                          <a:graphicFrameLocks xmlns:a="http://schemas.openxmlformats.org/drawingml/2006/main" noChangeAspect="1"/>
+                        </wp:cNvGraphicFramePr>
+                        <a:graphic xmlns:a="http://schemas.openxmlformats.org/drawingml/2006/main">
+                          <a:graphicData uri="http://schemas.openxmlformats.org/drawingml/2006/picture">
+                            <pic:pic xmlns:pic="http://schemas.openxmlformats.org/drawingml/2006/picture">
+                              <pic:nvPicPr>
+                                <pic:cNvPr id="371932909" name=""/>
+                                <pic:cNvPicPr/>
+                              </pic:nvPicPr>
+                              <pic:blipFill>
+                                <a:blip r:embed="rId20"/>
+                                <a:stretch>
+                                  <a:fillRect/>
+                                </a:stretch>
+                              </pic:blipFill>
+                              <pic:spPr>
+                                <a:xfrm>
+                                  <a:off x="0" y="0"/>
+                                  <a:ext cx="6086420" cy="2172726"/>
+                                </a:xfrm>
+                                <a:prstGeom prst="rect">
+                                  <a:avLst/>
+                                </a:prstGeom>
+                              </pic:spPr>
+                            </pic:pic>
+                          </a:graphicData>
+                        </a:graphic>
+                      </wp:inline>
+                    </w:drawing>
+                  </w:r>
                 </w:p>
               </w:tc>
             </w:tr>
@@ -2086,10 +2330,25 @@
                       <w:szCs w:val="20"/>
                     </w:rPr>
                   </w:pPr>
+                </w:p>
+                <w:p>
+                  <w:pPr>
+                    <w:rPr>
+                      <w:szCs w:val="20"/>
+                    </w:rPr>
+                  </w:pPr>
+                </w:p>
+                <w:p>
+                  <w:pPr>
+                    <w:rPr>
+                      <w:szCs w:val="20"/>
+                    </w:rPr>
+                  </w:pPr>
                   <w:r>
                     <w:rPr>
                       <w:szCs w:val="20"/>
                     </w:rPr>
+                    <w:lastRenderedPageBreak/>
                     <w:t>S</w:t>
                   </w:r>
                   <w:r>
@@ -2105,20 +2364,46 @@
                       <w:szCs w:val="20"/>
                     </w:rPr>
                   </w:pPr>
-                </w:p>
-                <w:p>
-                  <w:pPr>
-                    <w:rPr>
-                      <w:szCs w:val="20"/>
-                    </w:rPr>
-                  </w:pPr>
-                </w:p>
-                <w:p>
-                  <w:pPr>
-                    <w:rPr>
-                      <w:szCs w:val="20"/>
-                    </w:rPr>
-                  </w:pPr>
+                  <w:r>
+                    <w:rPr>
+                      <w:szCs w:val="20"/>
+                    </w:rPr>
+                    <w:drawing>
+                      <wp:inline distT="0" distB="0" distL="0" distR="0" wp14:anchorId="28712CA3" wp14:editId="5F759617">
+                        <wp:extent cx="5937250" cy="1008223"/>
+                        <wp:effectExtent l="0" t="0" r="6350" b="1905"/>
+                        <wp:docPr id="1026126786" name="Picture 1"/>
+                        <wp:cNvGraphicFramePr>
+                          <a:graphicFrameLocks xmlns:a="http://schemas.openxmlformats.org/drawingml/2006/main" noChangeAspect="1"/>
+                        </wp:cNvGraphicFramePr>
+                        <a:graphic xmlns:a="http://schemas.openxmlformats.org/drawingml/2006/main">
+                          <a:graphicData uri="http://schemas.openxmlformats.org/drawingml/2006/picture">
+                            <pic:pic xmlns:pic="http://schemas.openxmlformats.org/drawingml/2006/picture">
+                              <pic:nvPicPr>
+                                <pic:cNvPr id="1026126786" name=""/>
+                                <pic:cNvPicPr/>
+                              </pic:nvPicPr>
+                              <pic:blipFill>
+                                <a:blip r:embed="rId21"/>
+                                <a:stretch>
+                                  <a:fillRect/>
+                                </a:stretch>
+                              </pic:blipFill>
+                              <pic:spPr>
+                                <a:xfrm>
+                                  <a:off x="0" y="0"/>
+                                  <a:ext cx="5967138" cy="1013298"/>
+                                </a:xfrm>
+                                <a:prstGeom prst="rect">
+                                  <a:avLst/>
+                                </a:prstGeom>
+                              </pic:spPr>
+                            </pic:pic>
+                          </a:graphicData>
+                        </a:graphic>
+                      </wp:inline>
+                    </w:drawing>
+                  </w:r>
                 </w:p>
                 <w:p>
                   <w:pPr>
@@ -2150,7 +2435,7 @@
                 </w:rPr>
                 <w:id w:val="-1121918901"/>
                 <w14:checkbox>
-                  <w14:checked w14:val="0"/>
+                  <w14:checked w14:val="1"/>
                   <w14:checkedState w14:val="2612" w14:font="MS Gothic"/>
                   <w14:uncheckedState w14:val="2610" w14:font="MS Gothic"/>
                 </w14:checkbox>
@@ -2161,7 +2446,7 @@
                     <w:rFonts w:ascii="MS Gothic" w:eastAsia="MS Gothic" w:hAnsi="MS Gothic" w:hint="eastAsia"/>
                     <w:szCs w:val="20"/>
                   </w:rPr>
-                  <w:t>☐</w:t>
+                  <w:t>☒</w:t>
                 </w:r>
               </w:sdtContent>
             </w:sdt>
@@ -2206,6 +2491,7 @@
                 <w:bCs/>
                 <w:szCs w:val="20"/>
               </w:rPr>
+              <w:lastRenderedPageBreak/>
               <w:t>Read One Task</w:t>
             </w:r>
           </w:p>
@@ -2406,13 +2692,46 @@
                       <w:szCs w:val="20"/>
                     </w:rPr>
                   </w:pPr>
-                </w:p>
-                <w:p>
-                  <w:pPr>
-                    <w:rPr>
-                      <w:szCs w:val="20"/>
-                    </w:rPr>
-                  </w:pPr>
+                  <w:r>
+                    <w:rPr>
+                      <w:szCs w:val="20"/>
+                    </w:rPr>
+                    <w:drawing>
+                      <wp:inline distT="0" distB="0" distL="0" distR="0" wp14:anchorId="32120F46" wp14:editId="5B2402E9">
+                        <wp:extent cx="5313680" cy="4728506"/>
+                        <wp:effectExtent l="0" t="0" r="1270" b="0"/>
+                        <wp:docPr id="1931806686" name="Picture 1"/>
+                        <wp:cNvGraphicFramePr>
+                          <a:graphicFrameLocks xmlns:a="http://schemas.openxmlformats.org/drawingml/2006/main" noChangeAspect="1"/>
+                        </wp:cNvGraphicFramePr>
+                        <a:graphic xmlns:a="http://schemas.openxmlformats.org/drawingml/2006/main">
+                          <a:graphicData uri="http://schemas.openxmlformats.org/drawingml/2006/picture">
+                            <pic:pic xmlns:pic="http://schemas.openxmlformats.org/drawingml/2006/picture">
+                              <pic:nvPicPr>
+                                <pic:cNvPr id="1931806686" name=""/>
+                                <pic:cNvPicPr/>
+                              </pic:nvPicPr>
+                              <pic:blipFill>
+                                <a:blip r:embed="rId22"/>
+                                <a:stretch>
+                                  <a:fillRect/>
+                                </a:stretch>
+                              </pic:blipFill>
+                              <pic:spPr>
+                                <a:xfrm>
+                                  <a:off x="0" y="0"/>
+                                  <a:ext cx="5317739" cy="4732118"/>
+                                </a:xfrm>
+                                <a:prstGeom prst="rect">
+                                  <a:avLst/>
+                                </a:prstGeom>
+                              </pic:spPr>
+                            </pic:pic>
+                          </a:graphicData>
+                        </a:graphic>
+                      </wp:inline>
+                    </w:drawing>
+                  </w:r>
                 </w:p>
                 <w:p>
                   <w:pPr>
@@ -2434,10 +2753,18 @@
                       <w:szCs w:val="20"/>
                     </w:rPr>
                   </w:pPr>
+                </w:p>
+                <w:p>
+                  <w:pPr>
+                    <w:rPr>
+                      <w:szCs w:val="20"/>
+                    </w:rPr>
+                  </w:pPr>
                   <w:r>
                     <w:rPr>
                       <w:szCs w:val="20"/>
                     </w:rPr>
+                    <w:lastRenderedPageBreak/>
                     <w:t>S</w:t>
                   </w:r>
                   <w:r>
@@ -2460,20 +2787,46 @@
                       <w:szCs w:val="20"/>
                     </w:rPr>
                   </w:pPr>
-                </w:p>
-                <w:p>
-                  <w:pPr>
-                    <w:rPr>
-                      <w:szCs w:val="20"/>
-                    </w:rPr>
-                  </w:pPr>
-                </w:p>
-                <w:p>
-                  <w:pPr>
-                    <w:rPr>
-                      <w:szCs w:val="20"/>
-                    </w:rPr>
-                  </w:pPr>
+                  <w:r>
+                    <w:rPr>
+                      <w:szCs w:val="20"/>
+                    </w:rPr>
+                    <w:drawing>
+                      <wp:inline distT="0" distB="0" distL="0" distR="0" wp14:anchorId="0AA70AD7" wp14:editId="487BC868">
+                        <wp:extent cx="3340100" cy="1324645"/>
+                        <wp:effectExtent l="0" t="0" r="0" b="8890"/>
+                        <wp:docPr id="2012148766" name="Picture 1"/>
+                        <wp:cNvGraphicFramePr>
+                          <a:graphicFrameLocks xmlns:a="http://schemas.openxmlformats.org/drawingml/2006/main" noChangeAspect="1"/>
+                        </wp:cNvGraphicFramePr>
+                        <a:graphic xmlns:a="http://schemas.openxmlformats.org/drawingml/2006/main">
+                          <a:graphicData uri="http://schemas.openxmlformats.org/drawingml/2006/picture">
+                            <pic:pic xmlns:pic="http://schemas.openxmlformats.org/drawingml/2006/picture">
+                              <pic:nvPicPr>
+                                <pic:cNvPr id="2012148766" name=""/>
+                                <pic:cNvPicPr/>
+                              </pic:nvPicPr>
+                              <pic:blipFill>
+                                <a:blip r:embed="rId23"/>
+                                <a:stretch>
+                                  <a:fillRect/>
+                                </a:stretch>
+                              </pic:blipFill>
+                              <pic:spPr>
+                                <a:xfrm>
+                                  <a:off x="0" y="0"/>
+                                  <a:ext cx="3342262" cy="1325503"/>
+                                </a:xfrm>
+                                <a:prstGeom prst="rect">
+                                  <a:avLst/>
+                                </a:prstGeom>
+                              </pic:spPr>
+                            </pic:pic>
+                          </a:graphicData>
+                        </a:graphic>
+                      </wp:inline>
+                    </w:drawing>
+                  </w:r>
                 </w:p>
               </w:tc>
             </w:tr>
@@ -2492,6 +2845,7 @@
                     <w:rPr>
                       <w:szCs w:val="20"/>
                     </w:rPr>
+                    <w:lastRenderedPageBreak/>
                     <w:t>S</w:t>
                   </w:r>
                   <w:r>
@@ -2507,27 +2861,46 @@
                       <w:szCs w:val="20"/>
                     </w:rPr>
                   </w:pPr>
-                </w:p>
-                <w:p>
-                  <w:pPr>
-                    <w:rPr>
-                      <w:szCs w:val="20"/>
-                    </w:rPr>
-                  </w:pPr>
-                </w:p>
-                <w:p>
-                  <w:pPr>
-                    <w:rPr>
-                      <w:szCs w:val="20"/>
-                    </w:rPr>
-                  </w:pPr>
-                </w:p>
-                <w:p>
-                  <w:pPr>
-                    <w:rPr>
-                      <w:szCs w:val="20"/>
-                    </w:rPr>
-                  </w:pPr>
+                  <w:r>
+                    <w:rPr>
+                      <w:szCs w:val="20"/>
+                    </w:rPr>
+                    <w:drawing>
+                      <wp:inline distT="0" distB="0" distL="0" distR="0" wp14:anchorId="42CD8DC0" wp14:editId="331F0306">
+                        <wp:extent cx="6058308" cy="3613150"/>
+                        <wp:effectExtent l="0" t="0" r="0" b="6350"/>
+                        <wp:docPr id="2053788697" name="Picture 1"/>
+                        <wp:cNvGraphicFramePr>
+                          <a:graphicFrameLocks xmlns:a="http://schemas.openxmlformats.org/drawingml/2006/main" noChangeAspect="1"/>
+                        </wp:cNvGraphicFramePr>
+                        <a:graphic xmlns:a="http://schemas.openxmlformats.org/drawingml/2006/main">
+                          <a:graphicData uri="http://schemas.openxmlformats.org/drawingml/2006/picture">
+                            <pic:pic xmlns:pic="http://schemas.openxmlformats.org/drawingml/2006/picture">
+                              <pic:nvPicPr>
+                                <pic:cNvPr id="2053788697" name=""/>
+                                <pic:cNvPicPr/>
+                              </pic:nvPicPr>
+                              <pic:blipFill>
+                                <a:blip r:embed="rId24"/>
+                                <a:stretch>
+                                  <a:fillRect/>
+                                </a:stretch>
+                              </pic:blipFill>
+                              <pic:spPr>
+                                <a:xfrm>
+                                  <a:off x="0" y="0"/>
+                                  <a:ext cx="6062574" cy="3615694"/>
+                                </a:xfrm>
+                                <a:prstGeom prst="rect">
+                                  <a:avLst/>
+                                </a:prstGeom>
+                              </pic:spPr>
+                            </pic:pic>
+                          </a:graphicData>
+                        </a:graphic>
+                      </wp:inline>
+                    </w:drawing>
+                  </w:r>
                 </w:p>
               </w:tc>
             </w:tr>
@@ -2555,7 +2928,7 @@
                 </w:rPr>
                 <w:id w:val="2112851730"/>
                 <w14:checkbox>
-                  <w14:checked w14:val="0"/>
+                  <w14:checked w14:val="1"/>
                   <w14:checkedState w14:val="2612" w14:font="MS Gothic"/>
                   <w14:uncheckedState w14:val="2610" w14:font="MS Gothic"/>
                 </w14:checkbox>
@@ -2566,7 +2939,7 @@
                     <w:rFonts w:ascii="MS Gothic" w:eastAsia="MS Gothic" w:hAnsi="MS Gothic" w:hint="eastAsia"/>
                     <w:szCs w:val="20"/>
                   </w:rPr>
-                  <w:t>☐</w:t>
+                  <w:t>☒</w:t>
                 </w:r>
               </w:sdtContent>
             </w:sdt>
@@ -2609,6 +2982,7 @@
                 <w:bCs/>
                 <w:szCs w:val="20"/>
               </w:rPr>
+              <w:lastRenderedPageBreak/>
               <w:t>Insert Task</w:t>
             </w:r>
           </w:p>
@@ -2727,7 +3101,6 @@
               <w:rPr>
                 <w:szCs w:val="20"/>
               </w:rPr>
-              <w:lastRenderedPageBreak/>
               <w:t>A screenshot of the new task record in your database (e.g. from DB Browser for SQLite)</w:t>
             </w:r>
           </w:p>
@@ -2780,7 +3153,6 @@
                 <w:bCs/>
                 <w:szCs w:val="20"/>
               </w:rPr>
-              <w:lastRenderedPageBreak/>
               <w:t>Answer:</w:t>
             </w:r>
           </w:p>
@@ -2823,13 +3195,87 @@
                       <w:szCs w:val="20"/>
                     </w:rPr>
                   </w:pPr>
-                </w:p>
-                <w:p>
-                  <w:pPr>
-                    <w:rPr>
-                      <w:szCs w:val="20"/>
-                    </w:rPr>
-                  </w:pPr>
+                  <w:r>
+                    <w:rPr>
+                      <w:szCs w:val="20"/>
+                    </w:rPr>
+                    <w:lastRenderedPageBreak/>
+                    <w:drawing>
+                      <wp:inline distT="0" distB="0" distL="0" distR="0" wp14:anchorId="4A205B3A" wp14:editId="52E9E7BC">
+                        <wp:extent cx="4539225" cy="3270250"/>
+                        <wp:effectExtent l="0" t="0" r="0" b="6350"/>
+                        <wp:docPr id="1480556880" name="Picture 1"/>
+                        <wp:cNvGraphicFramePr>
+                          <a:graphicFrameLocks xmlns:a="http://schemas.openxmlformats.org/drawingml/2006/main" noChangeAspect="1"/>
+                        </wp:cNvGraphicFramePr>
+                        <a:graphic xmlns:a="http://schemas.openxmlformats.org/drawingml/2006/main">
+                          <a:graphicData uri="http://schemas.openxmlformats.org/drawingml/2006/picture">
+                            <pic:pic xmlns:pic="http://schemas.openxmlformats.org/drawingml/2006/picture">
+                              <pic:nvPicPr>
+                                <pic:cNvPr id="1480556880" name=""/>
+                                <pic:cNvPicPr/>
+                              </pic:nvPicPr>
+                              <pic:blipFill>
+                                <a:blip r:embed="rId25"/>
+                                <a:stretch>
+                                  <a:fillRect/>
+                                </a:stretch>
+                              </pic:blipFill>
+                              <pic:spPr>
+                                <a:xfrm>
+                                  <a:off x="0" y="0"/>
+                                  <a:ext cx="4556404" cy="3282626"/>
+                                </a:xfrm>
+                                <a:prstGeom prst="rect">
+                                  <a:avLst/>
+                                </a:prstGeom>
+                              </pic:spPr>
+                            </pic:pic>
+                          </a:graphicData>
+                        </a:graphic>
+                      </wp:inline>
+                    </w:drawing>
+                  </w:r>
+                  <w:r>
+                    <w:rPr>
+                      <w:szCs w:val="20"/>
+                    </w:rPr>
+                    <w:drawing>
+                      <wp:inline distT="0" distB="0" distL="0" distR="0" wp14:anchorId="4893FD75" wp14:editId="51C5B16F">
+                        <wp:extent cx="6254750" cy="4371407"/>
+                        <wp:effectExtent l="0" t="0" r="0" b="0"/>
+                        <wp:docPr id="1772050570" name="Picture 1"/>
+                        <wp:cNvGraphicFramePr>
+                          <a:graphicFrameLocks xmlns:a="http://schemas.openxmlformats.org/drawingml/2006/main" noChangeAspect="1"/>
+                        </wp:cNvGraphicFramePr>
+                        <a:graphic xmlns:a="http://schemas.openxmlformats.org/drawingml/2006/main">
+                          <a:graphicData uri="http://schemas.openxmlformats.org/drawingml/2006/picture">
+                            <pic:pic xmlns:pic="http://schemas.openxmlformats.org/drawingml/2006/picture">
+                              <pic:nvPicPr>
+                                <pic:cNvPr id="1772050570" name=""/>
+                                <pic:cNvPicPr/>
+                              </pic:nvPicPr>
+                              <pic:blipFill>
+                                <a:blip r:embed="rId26"/>
+                                <a:stretch>
+                                  <a:fillRect/>
+                                </a:stretch>
+                              </pic:blipFill>
+                              <pic:spPr>
+                                <a:xfrm>
+                                  <a:off x="0" y="0"/>
+                                  <a:ext cx="6323009" cy="4419113"/>
+                                </a:xfrm>
+                                <a:prstGeom prst="rect">
+                                  <a:avLst/>
+                                </a:prstGeom>
+                              </pic:spPr>
+                            </pic:pic>
+                          </a:graphicData>
+                        </a:graphic>
+                      </wp:inline>
+                    </w:drawing>
+                  </w:r>
                 </w:p>
                 <w:p>
                   <w:pPr>
@@ -2855,6 +3301,7 @@
                     <w:rPr>
                       <w:szCs w:val="20"/>
                     </w:rPr>
+                    <w:lastRenderedPageBreak/>
                     <w:t>S</w:t>
                   </w:r>
                   <w:r>
@@ -2870,6 +3317,12 @@
                       <w:szCs w:val="20"/>
                     </w:rPr>
                   </w:pPr>
+                  <w:r>
+                    <w:rPr>
+                      <w:szCs w:val="20"/>
+                    </w:rPr>
+                    <w:t>Before operating the AddTask method.</w:t>
+                  </w:r>
                 </w:p>
                 <w:p>
                   <w:pPr>
@@ -2877,6 +3330,47 @@
                       <w:szCs w:val="20"/>
                     </w:rPr>
                   </w:pPr>
+                  <w:r>
+                    <w:rPr>
+                      <w:szCs w:val="20"/>
+                    </w:rPr>
+                    <w:lastRenderedPageBreak/>
+                    <w:drawing>
+                      <wp:inline distT="0" distB="0" distL="0" distR="0" wp14:anchorId="0E5844EC" wp14:editId="25EDBDAC">
+                        <wp:extent cx="5415280" cy="1891321"/>
+                        <wp:effectExtent l="0" t="0" r="0" b="0"/>
+                        <wp:docPr id="1136504252" name="Picture 1"/>
+                        <wp:cNvGraphicFramePr>
+                          <a:graphicFrameLocks xmlns:a="http://schemas.openxmlformats.org/drawingml/2006/main" noChangeAspect="1"/>
+                        </wp:cNvGraphicFramePr>
+                        <a:graphic xmlns:a="http://schemas.openxmlformats.org/drawingml/2006/main">
+                          <a:graphicData uri="http://schemas.openxmlformats.org/drawingml/2006/picture">
+                            <pic:pic xmlns:pic="http://schemas.openxmlformats.org/drawingml/2006/picture">
+                              <pic:nvPicPr>
+                                <pic:cNvPr id="1136504252" name=""/>
+                                <pic:cNvPicPr/>
+                              </pic:nvPicPr>
+                              <pic:blipFill>
+                                <a:blip r:embed="rId27"/>
+                                <a:stretch>
+                                  <a:fillRect/>
+                                </a:stretch>
+                              </pic:blipFill>
+                              <pic:spPr>
+                                <a:xfrm>
+                                  <a:off x="0" y="0"/>
+                                  <a:ext cx="5429942" cy="1896442"/>
+                                </a:xfrm>
+                                <a:prstGeom prst="rect">
+                                  <a:avLst/>
+                                </a:prstGeom>
+                              </pic:spPr>
+                            </pic:pic>
+                          </a:graphicData>
+                        </a:graphic>
+                      </wp:inline>
+                    </w:drawing>
+                  </w:r>
                 </w:p>
                 <w:p>
                   <w:pPr>
@@ -2884,6 +3378,65 @@
                       <w:szCs w:val="20"/>
                     </w:rPr>
                   </w:pPr>
+                  <w:r>
+                    <w:rPr>
+                      <w:szCs w:val="20"/>
+                    </w:rPr>
+                    <w:t xml:space="preserve">After </w:t>
+                  </w:r>
+                  <w:r>
+                    <w:rPr>
+                      <w:szCs w:val="20"/>
+                    </w:rPr>
+                    <w:t>operating the AddTask method.</w:t>
+                  </w:r>
+                </w:p>
+                <w:p>
+                  <w:pPr>
+                    <w:rPr>
+                      <w:szCs w:val="20"/>
+                    </w:rPr>
+                  </w:pPr>
+                  <w:r>
+                    <w:rPr>
+                      <w:szCs w:val="20"/>
+                    </w:rPr>
+                    <w:drawing>
+                      <wp:inline distT="0" distB="0" distL="0" distR="0" wp14:anchorId="6AC1A511" wp14:editId="6A332D1E">
+                        <wp:extent cx="5899150" cy="2274615"/>
+                        <wp:effectExtent l="0" t="0" r="6350" b="0"/>
+                        <wp:docPr id="2124328714" name="Picture 1"/>
+                        <wp:cNvGraphicFramePr>
+                          <a:graphicFrameLocks xmlns:a="http://schemas.openxmlformats.org/drawingml/2006/main" noChangeAspect="1"/>
+                        </wp:cNvGraphicFramePr>
+                        <a:graphic xmlns:a="http://schemas.openxmlformats.org/drawingml/2006/main">
+                          <a:graphicData uri="http://schemas.openxmlformats.org/drawingml/2006/picture">
+                            <pic:pic xmlns:pic="http://schemas.openxmlformats.org/drawingml/2006/picture">
+                              <pic:nvPicPr>
+                                <pic:cNvPr id="2124328714" name=""/>
+                                <pic:cNvPicPr/>
+                              </pic:nvPicPr>
+                              <pic:blipFill>
+                                <a:blip r:embed="rId28"/>
+                                <a:stretch>
+                                  <a:fillRect/>
+                                </a:stretch>
+                              </pic:blipFill>
+                              <pic:spPr>
+                                <a:xfrm>
+                                  <a:off x="0" y="0"/>
+                                  <a:ext cx="5922230" cy="2283514"/>
+                                </a:xfrm>
+                                <a:prstGeom prst="rect">
+                                  <a:avLst/>
+                                </a:prstGeom>
+                              </pic:spPr>
+                            </pic:pic>
+                          </a:graphicData>
+                        </a:graphic>
+                      </wp:inline>
+                    </w:drawing>
+                  </w:r>
                 </w:p>
                 <w:p>
                   <w:pPr>
@@ -2909,6 +3462,7 @@
                     <w:rPr>
                       <w:szCs w:val="20"/>
                     </w:rPr>
+                    <w:lastRenderedPageBreak/>
                     <w:t>S</w:t>
                   </w:r>
                   <w:r>
@@ -2924,6 +3478,46 @@
                       <w:szCs w:val="20"/>
                     </w:rPr>
                   </w:pPr>
+                  <w:r>
+                    <w:rPr>
+                      <w:szCs w:val="20"/>
+                    </w:rPr>
+                    <w:drawing>
+                      <wp:inline distT="0" distB="0" distL="0" distR="0" wp14:anchorId="77F786FA" wp14:editId="6136EF5D">
+                        <wp:extent cx="4857750" cy="2349673"/>
+                        <wp:effectExtent l="0" t="0" r="0" b="0"/>
+                        <wp:docPr id="624759214" name="Picture 1"/>
+                        <wp:cNvGraphicFramePr>
+                          <a:graphicFrameLocks xmlns:a="http://schemas.openxmlformats.org/drawingml/2006/main" noChangeAspect="1"/>
+                        </wp:cNvGraphicFramePr>
+                        <a:graphic xmlns:a="http://schemas.openxmlformats.org/drawingml/2006/main">
+                          <a:graphicData uri="http://schemas.openxmlformats.org/drawingml/2006/picture">
+                            <pic:pic xmlns:pic="http://schemas.openxmlformats.org/drawingml/2006/picture">
+                              <pic:nvPicPr>
+                                <pic:cNvPr id="624759214" name=""/>
+                                <pic:cNvPicPr/>
+                              </pic:nvPicPr>
+                              <pic:blipFill>
+                                <a:blip r:embed="rId29"/>
+                                <a:stretch>
+                                  <a:fillRect/>
+                                </a:stretch>
+                              </pic:blipFill>
+                              <pic:spPr>
+                                <a:xfrm>
+                                  <a:off x="0" y="0"/>
+                                  <a:ext cx="4865859" cy="2353595"/>
+                                </a:xfrm>
+                                <a:prstGeom prst="rect">
+                                  <a:avLst/>
+                                </a:prstGeom>
+                              </pic:spPr>
+                            </pic:pic>
+                          </a:graphicData>
+                        </a:graphic>
+                      </wp:inline>
+                    </w:drawing>
+                  </w:r>
                 </w:p>
                 <w:p>
                   <w:pPr>
@@ -2938,6 +3532,12 @@
                       <w:szCs w:val="20"/>
                     </w:rPr>
                   </w:pPr>
+                  <w:r>
+                    <w:rPr>
+                      <w:szCs w:val="20"/>
+                    </w:rPr>
+                    <w:t>To do list after insert a task:</w:t>
+                  </w:r>
                 </w:p>
                 <w:p>
                   <w:pPr>
@@ -2945,6 +3545,47 @@
                       <w:szCs w:val="20"/>
                     </w:rPr>
                   </w:pPr>
+                  <w:r>
+                    <w:rPr>
+                      <w:szCs w:val="20"/>
+                    </w:rPr>
+                    <w:lastRenderedPageBreak/>
+                    <w:drawing>
+                      <wp:inline distT="0" distB="0" distL="0" distR="0" wp14:anchorId="39F2A4B5" wp14:editId="6017C69C">
+                        <wp:extent cx="5457709" cy="1879600"/>
+                        <wp:effectExtent l="0" t="0" r="0" b="6350"/>
+                        <wp:docPr id="1244637675" name="Picture 1"/>
+                        <wp:cNvGraphicFramePr>
+                          <a:graphicFrameLocks xmlns:a="http://schemas.openxmlformats.org/drawingml/2006/main" noChangeAspect="1"/>
+                        </wp:cNvGraphicFramePr>
+                        <a:graphic xmlns:a="http://schemas.openxmlformats.org/drawingml/2006/main">
+                          <a:graphicData uri="http://schemas.openxmlformats.org/drawingml/2006/picture">
+                            <pic:pic xmlns:pic="http://schemas.openxmlformats.org/drawingml/2006/picture">
+                              <pic:nvPicPr>
+                                <pic:cNvPr id="1244637675" name=""/>
+                                <pic:cNvPicPr/>
+                              </pic:nvPicPr>
+                              <pic:blipFill>
+                                <a:blip r:embed="rId30"/>
+                                <a:stretch>
+                                  <a:fillRect/>
+                                </a:stretch>
+                              </pic:blipFill>
+                              <pic:spPr>
+                                <a:xfrm>
+                                  <a:off x="0" y="0"/>
+                                  <a:ext cx="5464831" cy="1882053"/>
+                                </a:xfrm>
+                                <a:prstGeom prst="rect">
+                                  <a:avLst/>
+                                </a:prstGeom>
+                              </pic:spPr>
+                            </pic:pic>
+                          </a:graphicData>
+                        </a:graphic>
+                      </wp:inline>
+                    </w:drawing>
+                  </w:r>
                 </w:p>
               </w:tc>
             </w:tr>
@@ -2972,7 +3613,7 @@
                 </w:rPr>
                 <w:id w:val="247238625"/>
                 <w14:checkbox>
-                  <w14:checked w14:val="0"/>
+                  <w14:checked w14:val="1"/>
                   <w14:checkedState w14:val="2612" w14:font="MS Gothic"/>
                   <w14:uncheckedState w14:val="2610" w14:font="MS Gothic"/>
                 </w14:checkbox>
@@ -2983,7 +3624,7 @@
                     <w:rFonts w:ascii="MS Gothic" w:eastAsia="MS Gothic" w:hAnsi="MS Gothic" w:hint="eastAsia"/>
                     <w:szCs w:val="20"/>
                   </w:rPr>
-                  <w:t>☐</w:t>
+                  <w:t>☒</w:t>
                 </w:r>
               </w:sdtContent>
             </w:sdt>
@@ -3028,6 +3669,7 @@
                 <w:bCs/>
                 <w:szCs w:val="20"/>
               </w:rPr>
+              <w:lastRenderedPageBreak/>
               <w:t>Update Task</w:t>
             </w:r>
           </w:p>
@@ -3240,6 +3882,46 @@
                       <w:szCs w:val="20"/>
                     </w:rPr>
                   </w:pPr>
+                  <w:r>
+                    <w:rPr>
+                      <w:szCs w:val="20"/>
+                    </w:rPr>
+                    <w:drawing>
+                      <wp:inline distT="0" distB="0" distL="0" distR="0" wp14:anchorId="67FE7249" wp14:editId="1A44234E">
+                        <wp:extent cx="4552120" cy="3606800"/>
+                        <wp:effectExtent l="0" t="0" r="1270" b="0"/>
+                        <wp:docPr id="1125019050" name="Picture 1"/>
+                        <wp:cNvGraphicFramePr>
+                          <a:graphicFrameLocks xmlns:a="http://schemas.openxmlformats.org/drawingml/2006/main" noChangeAspect="1"/>
+                        </wp:cNvGraphicFramePr>
+                        <a:graphic xmlns:a="http://schemas.openxmlformats.org/drawingml/2006/main">
+                          <a:graphicData uri="http://schemas.openxmlformats.org/drawingml/2006/picture">
+                            <pic:pic xmlns:pic="http://schemas.openxmlformats.org/drawingml/2006/picture">
+                              <pic:nvPicPr>
+                                <pic:cNvPr id="1125019050" name=""/>
+                                <pic:cNvPicPr/>
+                              </pic:nvPicPr>
+                              <pic:blipFill>
+                                <a:blip r:embed="rId31"/>
+                                <a:stretch>
+                                  <a:fillRect/>
+                                </a:stretch>
+                              </pic:blipFill>
+                              <pic:spPr>
+                                <a:xfrm>
+                                  <a:off x="0" y="0"/>
+                                  <a:ext cx="4561124" cy="3613934"/>
+                                </a:xfrm>
+                                <a:prstGeom prst="rect">
+                                  <a:avLst/>
+                                </a:prstGeom>
+                              </pic:spPr>
+                            </pic:pic>
+                          </a:graphicData>
+                        </a:graphic>
+                      </wp:inline>
+                    </w:drawing>
+                  </w:r>
                 </w:p>
                 <w:p>
                   <w:pPr>
@@ -3247,13 +3929,47 @@
                       <w:szCs w:val="20"/>
                     </w:rPr>
                   </w:pPr>
-                </w:p>
-                <w:p>
-                  <w:pPr>
-                    <w:rPr>
-                      <w:szCs w:val="20"/>
-                    </w:rPr>
-                  </w:pPr>
+                  <w:r>
+                    <w:rPr>
+                      <w:szCs w:val="20"/>
+                    </w:rPr>
+                    <w:lastRenderedPageBreak/>
+                    <w:drawing>
+                      <wp:inline distT="0" distB="0" distL="0" distR="0" wp14:anchorId="5DEFCF7D" wp14:editId="1874EDB1">
+                        <wp:extent cx="5492750" cy="4480404"/>
+                        <wp:effectExtent l="0" t="0" r="0" b="0"/>
+                        <wp:docPr id="2060645104" name="Picture 1"/>
+                        <wp:cNvGraphicFramePr>
+                          <a:graphicFrameLocks xmlns:a="http://schemas.openxmlformats.org/drawingml/2006/main" noChangeAspect="1"/>
+                        </wp:cNvGraphicFramePr>
+                        <a:graphic xmlns:a="http://schemas.openxmlformats.org/drawingml/2006/main">
+                          <a:graphicData uri="http://schemas.openxmlformats.org/drawingml/2006/picture">
+                            <pic:pic xmlns:pic="http://schemas.openxmlformats.org/drawingml/2006/picture">
+                              <pic:nvPicPr>
+                                <pic:cNvPr id="2060645104" name=""/>
+                                <pic:cNvPicPr/>
+                              </pic:nvPicPr>
+                              <pic:blipFill>
+                                <a:blip r:embed="rId32"/>
+                                <a:stretch>
+                                  <a:fillRect/>
+                                </a:stretch>
+                              </pic:blipFill>
+                              <pic:spPr>
+                                <a:xfrm>
+                                  <a:off x="0" y="0"/>
+                                  <a:ext cx="5509856" cy="4494357"/>
+                                </a:xfrm>
+                                <a:prstGeom prst="rect">
+                                  <a:avLst/>
+                                </a:prstGeom>
+                              </pic:spPr>
+                            </pic:pic>
+                          </a:graphicData>
+                        </a:graphic>
+                      </wp:inline>
+                    </w:drawing>
+                  </w:r>
                 </w:p>
               </w:tc>
             </w:tr>
@@ -3272,6 +3988,7 @@
                     <w:rPr>
                       <w:szCs w:val="20"/>
                     </w:rPr>
+                    <w:lastRenderedPageBreak/>
                     <w:t>S</w:t>
                   </w:r>
                   <w:r>
@@ -3287,6 +4004,12 @@
                       <w:szCs w:val="20"/>
                     </w:rPr>
                   </w:pPr>
+                  <w:r>
+                    <w:rPr>
+                      <w:szCs w:val="20"/>
+                    </w:rPr>
+                    <w:t>Before operating the updateTask method.</w:t>
+                  </w:r>
                 </w:p>
                 <w:p>
                   <w:pPr>
@@ -3294,6 +4017,46 @@
                       <w:szCs w:val="20"/>
                     </w:rPr>
                   </w:pPr>
+                  <w:r>
+                    <w:rPr>
+                      <w:szCs w:val="20"/>
+                    </w:rPr>
+                    <w:drawing>
+                      <wp:inline distT="0" distB="0" distL="0" distR="0" wp14:anchorId="49D03BE7" wp14:editId="31283CAC">
+                        <wp:extent cx="4883150" cy="1857254"/>
+                        <wp:effectExtent l="0" t="0" r="0" b="0"/>
+                        <wp:docPr id="2027812006" name="Picture 1"/>
+                        <wp:cNvGraphicFramePr>
+                          <a:graphicFrameLocks xmlns:a="http://schemas.openxmlformats.org/drawingml/2006/main" noChangeAspect="1"/>
+                        </wp:cNvGraphicFramePr>
+                        <a:graphic xmlns:a="http://schemas.openxmlformats.org/drawingml/2006/main">
+                          <a:graphicData uri="http://schemas.openxmlformats.org/drawingml/2006/picture">
+                            <pic:pic xmlns:pic="http://schemas.openxmlformats.org/drawingml/2006/picture">
+                              <pic:nvPicPr>
+                                <pic:cNvPr id="2027812006" name=""/>
+                                <pic:cNvPicPr/>
+                              </pic:nvPicPr>
+                              <pic:blipFill>
+                                <a:blip r:embed="rId33"/>
+                                <a:stretch>
+                                  <a:fillRect/>
+                                </a:stretch>
+                              </pic:blipFill>
+                              <pic:spPr>
+                                <a:xfrm>
+                                  <a:off x="0" y="0"/>
+                                  <a:ext cx="4916995" cy="1870127"/>
+                                </a:xfrm>
+                                <a:prstGeom prst="rect">
+                                  <a:avLst/>
+                                </a:prstGeom>
+                              </pic:spPr>
+                            </pic:pic>
+                          </a:graphicData>
+                        </a:graphic>
+                      </wp:inline>
+                    </w:drawing>
+                  </w:r>
                 </w:p>
                 <w:p>
                   <w:pPr>
@@ -3301,6 +4064,12 @@
                       <w:szCs w:val="20"/>
                     </w:rPr>
                   </w:pPr>
+                  <w:r>
+                    <w:rPr>
+                      <w:szCs w:val="20"/>
+                    </w:rPr>
+                    <w:t>After operating the updateTask method.</w:t>
+                  </w:r>
                 </w:p>
                 <w:p>
                   <w:pPr>
@@ -3308,6 +4077,46 @@
                       <w:szCs w:val="20"/>
                     </w:rPr>
                   </w:pPr>
+                  <w:r>
+                    <w:rPr>
+                      <w:szCs w:val="20"/>
+                    </w:rPr>
+                    <w:drawing>
+                      <wp:inline distT="0" distB="0" distL="0" distR="0" wp14:anchorId="2DFCDCC6" wp14:editId="4D5764C6">
+                        <wp:extent cx="4902200" cy="1871979"/>
+                        <wp:effectExtent l="0" t="0" r="0" b="0"/>
+                        <wp:docPr id="1136329106" name="Picture 1"/>
+                        <wp:cNvGraphicFramePr>
+                          <a:graphicFrameLocks xmlns:a="http://schemas.openxmlformats.org/drawingml/2006/main" noChangeAspect="1"/>
+                        </wp:cNvGraphicFramePr>
+                        <a:graphic xmlns:a="http://schemas.openxmlformats.org/drawingml/2006/main">
+                          <a:graphicData uri="http://schemas.openxmlformats.org/drawingml/2006/picture">
+                            <pic:pic xmlns:pic="http://schemas.openxmlformats.org/drawingml/2006/picture">
+                              <pic:nvPicPr>
+                                <pic:cNvPr id="1136329106" name=""/>
+                                <pic:cNvPicPr/>
+                              </pic:nvPicPr>
+                              <pic:blipFill>
+                                <a:blip r:embed="rId34"/>
+                                <a:stretch>
+                                  <a:fillRect/>
+                                </a:stretch>
+                              </pic:blipFill>
+                              <pic:spPr>
+                                <a:xfrm>
+                                  <a:off x="0" y="0"/>
+                                  <a:ext cx="4929541" cy="1882420"/>
+                                </a:xfrm>
+                                <a:prstGeom prst="rect">
+                                  <a:avLst/>
+                                </a:prstGeom>
+                              </pic:spPr>
+                            </pic:pic>
+                          </a:graphicData>
+                        </a:graphic>
+                      </wp:inline>
+                    </w:drawing>
+                  </w:r>
                 </w:p>
               </w:tc>
             </w:tr>
@@ -3326,6 +4135,7 @@
                     <w:rPr>
                       <w:szCs w:val="20"/>
                     </w:rPr>
+                    <w:lastRenderedPageBreak/>
                     <w:t>S</w:t>
                   </w:r>
                   <w:r>
@@ -3341,6 +4151,46 @@
                       <w:szCs w:val="20"/>
                     </w:rPr>
                   </w:pPr>
+                  <w:r>
+                    <w:rPr>
+                      <w:szCs w:val="20"/>
+                    </w:rPr>
+                    <w:drawing>
+                      <wp:inline distT="0" distB="0" distL="0" distR="0" wp14:anchorId="77D953FB" wp14:editId="2E1F409E">
+                        <wp:extent cx="5384800" cy="5586576"/>
+                        <wp:effectExtent l="0" t="0" r="6350" b="0"/>
+                        <wp:docPr id="1852746099" name="Picture 1"/>
+                        <wp:cNvGraphicFramePr>
+                          <a:graphicFrameLocks xmlns:a="http://schemas.openxmlformats.org/drawingml/2006/main" noChangeAspect="1"/>
+                        </wp:cNvGraphicFramePr>
+                        <a:graphic xmlns:a="http://schemas.openxmlformats.org/drawingml/2006/main">
+                          <a:graphicData uri="http://schemas.openxmlformats.org/drawingml/2006/picture">
+                            <pic:pic xmlns:pic="http://schemas.openxmlformats.org/drawingml/2006/picture">
+                              <pic:nvPicPr>
+                                <pic:cNvPr id="1852746099" name=""/>
+                                <pic:cNvPicPr/>
+                              </pic:nvPicPr>
+                              <pic:blipFill>
+                                <a:blip r:embed="rId35"/>
+                                <a:stretch>
+                                  <a:fillRect/>
+                                </a:stretch>
+                              </pic:blipFill>
+                              <pic:spPr>
+                                <a:xfrm>
+                                  <a:off x="0" y="0"/>
+                                  <a:ext cx="5389073" cy="5591009"/>
+                                </a:xfrm>
+                                <a:prstGeom prst="rect">
+                                  <a:avLst/>
+                                </a:prstGeom>
+                              </pic:spPr>
+                            </pic:pic>
+                          </a:graphicData>
+                        </a:graphic>
+                      </wp:inline>
+                    </w:drawing>
+                  </w:r>
                 </w:p>
                 <w:p>
                   <w:pPr>
@@ -3355,6 +4205,46 @@
                       <w:szCs w:val="20"/>
                     </w:rPr>
                   </w:pPr>
+                  <w:r>
+                    <w:rPr>
+                      <w:szCs w:val="20"/>
+                    </w:rPr>
+                    <w:drawing>
+                      <wp:inline distT="0" distB="0" distL="0" distR="0" wp14:anchorId="3F464F9A" wp14:editId="46478688">
+                        <wp:extent cx="5391150" cy="1835602"/>
+                        <wp:effectExtent l="0" t="0" r="0" b="0"/>
+                        <wp:docPr id="59283386" name="Picture 1"/>
+                        <wp:cNvGraphicFramePr>
+                          <a:graphicFrameLocks xmlns:a="http://schemas.openxmlformats.org/drawingml/2006/main" noChangeAspect="1"/>
+                        </wp:cNvGraphicFramePr>
+                        <a:graphic xmlns:a="http://schemas.openxmlformats.org/drawingml/2006/main">
+                          <a:graphicData uri="http://schemas.openxmlformats.org/drawingml/2006/picture">
+                            <pic:pic xmlns:pic="http://schemas.openxmlformats.org/drawingml/2006/picture">
+                              <pic:nvPicPr>
+                                <pic:cNvPr id="59283386" name=""/>
+                                <pic:cNvPicPr/>
+                              </pic:nvPicPr>
+                              <pic:blipFill>
+                                <a:blip r:embed="rId36"/>
+                                <a:stretch>
+                                  <a:fillRect/>
+                                </a:stretch>
+                              </pic:blipFill>
+                              <pic:spPr>
+                                <a:xfrm>
+                                  <a:off x="0" y="0"/>
+                                  <a:ext cx="5404332" cy="1840090"/>
+                                </a:xfrm>
+                                <a:prstGeom prst="rect">
+                                  <a:avLst/>
+                                </a:prstGeom>
+                              </pic:spPr>
+                            </pic:pic>
+                          </a:graphicData>
+                        </a:graphic>
+                      </wp:inline>
+                    </w:drawing>
+                  </w:r>
                 </w:p>
                 <w:p>
                   <w:pPr>
@@ -3389,7 +4279,7 @@
                 </w:rPr>
                 <w:id w:val="-1283257616"/>
                 <w14:checkbox>
-                  <w14:checked w14:val="0"/>
+                  <w14:checked w14:val="1"/>
                   <w14:checkedState w14:val="2612" w14:font="MS Gothic"/>
                   <w14:uncheckedState w14:val="2610" w14:font="MS Gothic"/>
                 </w14:checkbox>
@@ -3400,7 +4290,7 @@
                     <w:rFonts w:ascii="MS Gothic" w:eastAsia="MS Gothic" w:hAnsi="MS Gothic" w:hint="eastAsia"/>
                     <w:szCs w:val="20"/>
                   </w:rPr>
-                  <w:t>☐</w:t>
+                  <w:t>☒</w:t>
                 </w:r>
               </w:sdtContent>
             </w:sdt>
@@ -3445,6 +4335,7 @@
                 <w:bCs/>
                 <w:szCs w:val="20"/>
               </w:rPr>
+              <w:lastRenderedPageBreak/>
               <w:t>Delete Task</w:t>
             </w:r>
           </w:p>
@@ -3473,6 +4364,7 @@
               <w:rPr>
                 <w:szCs w:val="20"/>
               </w:rPr>
+              <w:lastRenderedPageBreak/>
               <w:t>Your code must include:</w:t>
             </w:r>
           </w:p>
@@ -3558,7 +4450,6 @@
               <w:rPr>
                 <w:szCs w:val="20"/>
               </w:rPr>
-              <w:lastRenderedPageBreak/>
               <w:t>A screenshot of the database before and after the delete to show the change</w:t>
             </w:r>
           </w:p>
@@ -3654,13 +4545,46 @@
                       <w:szCs w:val="20"/>
                     </w:rPr>
                   </w:pPr>
-                </w:p>
-                <w:p>
-                  <w:pPr>
-                    <w:rPr>
-                      <w:szCs w:val="20"/>
-                    </w:rPr>
-                  </w:pPr>
+                  <w:r>
+                    <w:rPr>
+                      <w:szCs w:val="20"/>
+                    </w:rPr>
+                    <w:drawing>
+                      <wp:inline distT="0" distB="0" distL="0" distR="0" wp14:anchorId="19C346E0" wp14:editId="64722CBC">
+                        <wp:extent cx="6070002" cy="4502150"/>
+                        <wp:effectExtent l="0" t="0" r="6985" b="0"/>
+                        <wp:docPr id="56933962" name="Picture 1"/>
+                        <wp:cNvGraphicFramePr>
+                          <a:graphicFrameLocks xmlns:a="http://schemas.openxmlformats.org/drawingml/2006/main" noChangeAspect="1"/>
+                        </wp:cNvGraphicFramePr>
+                        <a:graphic xmlns:a="http://schemas.openxmlformats.org/drawingml/2006/main">
+                          <a:graphicData uri="http://schemas.openxmlformats.org/drawingml/2006/picture">
+                            <pic:pic xmlns:pic="http://schemas.openxmlformats.org/drawingml/2006/picture">
+                              <pic:nvPicPr>
+                                <pic:cNvPr id="56933962" name=""/>
+                                <pic:cNvPicPr/>
+                              </pic:nvPicPr>
+                              <pic:blipFill>
+                                <a:blip r:embed="rId37"/>
+                                <a:stretch>
+                                  <a:fillRect/>
+                                </a:stretch>
+                              </pic:blipFill>
+                              <pic:spPr>
+                                <a:xfrm>
+                                  <a:off x="0" y="0"/>
+                                  <a:ext cx="6074510" cy="4505494"/>
+                                </a:xfrm>
+                                <a:prstGeom prst="rect">
+                                  <a:avLst/>
+                                </a:prstGeom>
+                              </pic:spPr>
+                            </pic:pic>
+                          </a:graphicData>
+                        </a:graphic>
+                      </wp:inline>
+                    </w:drawing>
+                  </w:r>
                 </w:p>
                 <w:p>
                   <w:pPr>
@@ -3701,6 +4625,72 @@
                       <w:szCs w:val="20"/>
                     </w:rPr>
                   </w:pPr>
+                  <w:r>
+                    <w:rPr>
+                      <w:szCs w:val="20"/>
+                    </w:rPr>
+                    <w:t>Before operating the delete task method:</w:t>
+                  </w:r>
+                </w:p>
+                <w:p>
+                  <w:pPr>
+                    <w:rPr>
+                      <w:szCs w:val="20"/>
+                    </w:rPr>
+                  </w:pPr>
+                  <w:r>
+                    <w:rPr>
+                      <w:szCs w:val="20"/>
+                    </w:rPr>
+                    <w:drawing>
+                      <wp:inline distT="0" distB="0" distL="0" distR="0" wp14:anchorId="412D2ED7" wp14:editId="3886E828">
+                        <wp:extent cx="5219700" cy="1990732"/>
+                        <wp:effectExtent l="0" t="0" r="0" b="9525"/>
+                        <wp:docPr id="1172718206" name="Picture 1"/>
+                        <wp:cNvGraphicFramePr>
+                          <a:graphicFrameLocks xmlns:a="http://schemas.openxmlformats.org/drawingml/2006/main" noChangeAspect="1"/>
+                        </wp:cNvGraphicFramePr>
+                        <a:graphic xmlns:a="http://schemas.openxmlformats.org/drawingml/2006/main">
+                          <a:graphicData uri="http://schemas.openxmlformats.org/drawingml/2006/picture">
+                            <pic:pic xmlns:pic="http://schemas.openxmlformats.org/drawingml/2006/picture">
+                              <pic:nvPicPr>
+                                <pic:cNvPr id="1172718206" name=""/>
+                                <pic:cNvPicPr/>
+                              </pic:nvPicPr>
+                              <pic:blipFill>
+                                <a:blip r:embed="rId38"/>
+                                <a:stretch>
+                                  <a:fillRect/>
+                                </a:stretch>
+                              </pic:blipFill>
+                              <pic:spPr>
+                                <a:xfrm>
+                                  <a:off x="0" y="0"/>
+                                  <a:ext cx="5225487" cy="1992939"/>
+                                </a:xfrm>
+                                <a:prstGeom prst="rect">
+                                  <a:avLst/>
+                                </a:prstGeom>
+                              </pic:spPr>
+                            </pic:pic>
+                          </a:graphicData>
+                        </a:graphic>
+                      </wp:inline>
+                    </w:drawing>
+                  </w:r>
+                </w:p>
+                <w:p>
+                  <w:pPr>
+                    <w:rPr>
+                      <w:szCs w:val="20"/>
+                    </w:rPr>
+                  </w:pPr>
+                  <w:r>
+                    <w:rPr>
+                      <w:szCs w:val="20"/>
+                    </w:rPr>
+                    <w:t>After operating the delete task method:</w:t>
+                  </w:r>
                 </w:p>
                 <w:p>
                   <w:pPr>
@@ -3715,6 +4705,64 @@
                       <w:szCs w:val="20"/>
                     </w:rPr>
                   </w:pPr>
+                  <w:r>
+                    <w:rPr>
+                      <w:szCs w:val="20"/>
+                    </w:rPr>
+                    <w:lastRenderedPageBreak/>
+                    <w:t>After operating the delete task method:</w:t>
+                  </w:r>
+                </w:p>
+                <w:p>
+                  <w:pPr>
+                    <w:rPr>
+                      <w:b/>
+                      <w:bCs/>
+                      <w:szCs w:val="20"/>
+                    </w:rPr>
+                  </w:pPr>
+                  <w:r>
+                    <w:rPr>
+                      <w:b/>
+                      <w:bCs/>
+                      <w:szCs w:val="20"/>
+                    </w:rPr>
+                    <w:drawing>
+                      <wp:inline distT="0" distB="0" distL="0" distR="0" wp14:anchorId="2008CA99" wp14:editId="6EEBF824">
+                        <wp:extent cx="6051550" cy="2192014"/>
+                        <wp:effectExtent l="0" t="0" r="6350" b="0"/>
+                        <wp:docPr id="72925427" name="Picture 1"/>
+                        <wp:cNvGraphicFramePr>
+                          <a:graphicFrameLocks xmlns:a="http://schemas.openxmlformats.org/drawingml/2006/main" noChangeAspect="1"/>
+                        </wp:cNvGraphicFramePr>
+                        <a:graphic xmlns:a="http://schemas.openxmlformats.org/drawingml/2006/main">
+                          <a:graphicData uri="http://schemas.openxmlformats.org/drawingml/2006/picture">
+                            <pic:pic xmlns:pic="http://schemas.openxmlformats.org/drawingml/2006/picture">
+                              <pic:nvPicPr>
+                                <pic:cNvPr id="72925427" name=""/>
+                                <pic:cNvPicPr/>
+                              </pic:nvPicPr>
+                              <pic:blipFill>
+                                <a:blip r:embed="rId39"/>
+                                <a:stretch>
+                                  <a:fillRect/>
+                                </a:stretch>
+                              </pic:blipFill>
+                              <pic:spPr>
+                                <a:xfrm>
+                                  <a:off x="0" y="0"/>
+                                  <a:ext cx="6063582" cy="2196372"/>
+                                </a:xfrm>
+                                <a:prstGeom prst="rect">
+                                  <a:avLst/>
+                                </a:prstGeom>
+                              </pic:spPr>
+                            </pic:pic>
+                          </a:graphicData>
+                        </a:graphic>
+                      </wp:inline>
+                    </w:drawing>
+                  </w:r>
                 </w:p>
                 <w:p>
                   <w:pPr>
@@ -3740,6 +4788,7 @@
                     <w:rPr>
                       <w:szCs w:val="20"/>
                     </w:rPr>
+                    <w:lastRenderedPageBreak/>
                     <w:t>S</w:t>
                   </w:r>
                   <w:r>
@@ -3755,6 +4804,46 @@
                       <w:szCs w:val="20"/>
                     </w:rPr>
                   </w:pPr>
+                  <w:r>
+                    <w:rPr>
+                      <w:szCs w:val="20"/>
+                    </w:rPr>
+                    <w:drawing>
+                      <wp:inline distT="0" distB="0" distL="0" distR="0" wp14:anchorId="4364B7C2" wp14:editId="5395F5B1">
+                        <wp:extent cx="5556250" cy="2297622"/>
+                        <wp:effectExtent l="0" t="0" r="6350" b="7620"/>
+                        <wp:docPr id="1175470851" name="Picture 1"/>
+                        <wp:cNvGraphicFramePr>
+                          <a:graphicFrameLocks xmlns:a="http://schemas.openxmlformats.org/drawingml/2006/main" noChangeAspect="1"/>
+                        </wp:cNvGraphicFramePr>
+                        <a:graphic xmlns:a="http://schemas.openxmlformats.org/drawingml/2006/main">
+                          <a:graphicData uri="http://schemas.openxmlformats.org/drawingml/2006/picture">
+                            <pic:pic xmlns:pic="http://schemas.openxmlformats.org/drawingml/2006/picture">
+                              <pic:nvPicPr>
+                                <pic:cNvPr id="1175470851" name=""/>
+                                <pic:cNvPicPr/>
+                              </pic:nvPicPr>
+                              <pic:blipFill>
+                                <a:blip r:embed="rId40"/>
+                                <a:stretch>
+                                  <a:fillRect/>
+                                </a:stretch>
+                              </pic:blipFill>
+                              <pic:spPr>
+                                <a:xfrm>
+                                  <a:off x="0" y="0"/>
+                                  <a:ext cx="5562087" cy="2300036"/>
+                                </a:xfrm>
+                                <a:prstGeom prst="rect">
+                                  <a:avLst/>
+                                </a:prstGeom>
+                              </pic:spPr>
+                            </pic:pic>
+                          </a:graphicData>
+                        </a:graphic>
+                      </wp:inline>
+                    </w:drawing>
+                  </w:r>
                 </w:p>
                 <w:p>
                   <w:pPr>
@@ -3762,13 +4851,63 @@
                       <w:szCs w:val="20"/>
                     </w:rPr>
                   </w:pPr>
+                  <w:r>
+                    <w:rPr>
+                      <w:szCs w:val="20"/>
+                    </w:rPr>
+                    <w:t>After deleting the task 6:</w:t>
+                  </w:r>
                 </w:p>
                 <w:p>
                   <w:pPr>
                     <w:rPr>
+                      <w:b/>
+                      <w:bCs/>
                       <w:szCs w:val="20"/>
                     </w:rPr>
                   </w:pPr>
+                  <w:r>
+                    <w:rPr>
+                      <w:b/>
+                      <w:bCs/>
+                      <w:szCs w:val="20"/>
+                    </w:rPr>
+                    <w:drawing>
+                      <wp:inline distT="0" distB="0" distL="0" distR="0" wp14:anchorId="3506BAB1" wp14:editId="07247C3B">
+                        <wp:extent cx="5537200" cy="1776571"/>
+                        <wp:effectExtent l="0" t="0" r="6350" b="0"/>
+                        <wp:docPr id="1824310567" name="Picture 1"/>
+                        <wp:cNvGraphicFramePr>
+                          <a:graphicFrameLocks xmlns:a="http://schemas.openxmlformats.org/drawingml/2006/main" noChangeAspect="1"/>
+                        </wp:cNvGraphicFramePr>
+                        <a:graphic xmlns:a="http://schemas.openxmlformats.org/drawingml/2006/main">
+                          <a:graphicData uri="http://schemas.openxmlformats.org/drawingml/2006/picture">
+                            <pic:pic xmlns:pic="http://schemas.openxmlformats.org/drawingml/2006/picture">
+                              <pic:nvPicPr>
+                                <pic:cNvPr id="1824310567" name=""/>
+                                <pic:cNvPicPr/>
+                              </pic:nvPicPr>
+                              <pic:blipFill>
+                                <a:blip r:embed="rId41"/>
+                                <a:stretch>
+                                  <a:fillRect/>
+                                </a:stretch>
+                              </pic:blipFill>
+                              <pic:spPr>
+                                <a:xfrm>
+                                  <a:off x="0" y="0"/>
+                                  <a:ext cx="5548492" cy="1780194"/>
+                                </a:xfrm>
+                                <a:prstGeom prst="rect">
+                                  <a:avLst/>
+                                </a:prstGeom>
+                              </pic:spPr>
+                            </pic:pic>
+                          </a:graphicData>
+                        </a:graphic>
+                      </wp:inline>
+                    </w:drawing>
+                  </w:r>
                 </w:p>
                 <w:p>
                   <w:pPr>
@@ -3803,7 +4942,7 @@
                 </w:rPr>
                 <w:id w:val="-600567198"/>
                 <w14:checkbox>
-                  <w14:checked w14:val="0"/>
+                  <w14:checked w14:val="1"/>
                   <w14:checkedState w14:val="2612" w14:font="MS Gothic"/>
                   <w14:uncheckedState w14:val="2610" w14:font="MS Gothic"/>
                 </w14:checkbox>
@@ -3814,7 +4953,7 @@
                     <w:rFonts w:ascii="MS Gothic" w:eastAsia="MS Gothic" w:hAnsi="MS Gothic" w:hint="eastAsia"/>
                     <w:szCs w:val="20"/>
                   </w:rPr>
-                  <w:t>☐</w:t>
+                  <w:t>☒</w:t>
                 </w:r>
               </w:sdtContent>
             </w:sdt>
@@ -3887,6 +5026,7 @@
                 <w:b/>
                 <w:color w:val="000000"/>
               </w:rPr>
+              <w:lastRenderedPageBreak/>
               <w:t xml:space="preserve">Skills to be observed </w:t>
             </w:r>
             <w:r>
@@ -4745,6 +5885,7 @@
               <w:rPr>
                 <w:szCs w:val="20"/>
               </w:rPr>
+              <w:lastRenderedPageBreak/>
               <w:t>3.7.2</w:t>
             </w:r>
           </w:p>
@@ -6130,7 +7271,6 @@
               <w:rPr>
                 <w:szCs w:val="20"/>
               </w:rPr>
-              <w:lastRenderedPageBreak/>
               <w:t>Implement at least one CRUD operation (Insert, Update, or Delete) using disconnected mode, and provide evidence.</w:t>
             </w:r>
           </w:p>
@@ -6288,6 +7428,47 @@
                       <w:szCs w:val="20"/>
                     </w:rPr>
                   </w:pPr>
+                  <w:r>
+                    <w:rPr>
+                      <w:szCs w:val="20"/>
+                    </w:rPr>
+                    <w:lastRenderedPageBreak/>
+                    <w:drawing>
+                      <wp:inline distT="0" distB="0" distL="0" distR="0" wp14:anchorId="6C8525AA" wp14:editId="7062C427">
+                        <wp:extent cx="6106734" cy="5257800"/>
+                        <wp:effectExtent l="0" t="0" r="8890" b="0"/>
+                        <wp:docPr id="1736631972" name="Picture 1"/>
+                        <wp:cNvGraphicFramePr>
+                          <a:graphicFrameLocks xmlns:a="http://schemas.openxmlformats.org/drawingml/2006/main" noChangeAspect="1"/>
+                        </wp:cNvGraphicFramePr>
+                        <a:graphic xmlns:a="http://schemas.openxmlformats.org/drawingml/2006/main">
+                          <a:graphicData uri="http://schemas.openxmlformats.org/drawingml/2006/picture">
+                            <pic:pic xmlns:pic="http://schemas.openxmlformats.org/drawingml/2006/picture">
+                              <pic:nvPicPr>
+                                <pic:cNvPr id="1736631972" name=""/>
+                                <pic:cNvPicPr/>
+                              </pic:nvPicPr>
+                              <pic:blipFill>
+                                <a:blip r:embed="rId42"/>
+                                <a:stretch>
+                                  <a:fillRect/>
+                                </a:stretch>
+                              </pic:blipFill>
+                              <pic:spPr>
+                                <a:xfrm>
+                                  <a:off x="0" y="0"/>
+                                  <a:ext cx="6111896" cy="5262245"/>
+                                </a:xfrm>
+                                <a:prstGeom prst="rect">
+                                  <a:avLst/>
+                                </a:prstGeom>
+                              </pic:spPr>
+                            </pic:pic>
+                          </a:graphicData>
+                        </a:graphic>
+                      </wp:inline>
+                    </w:drawing>
+                  </w:r>
                 </w:p>
                 <w:p>
                   <w:pPr>
@@ -6313,6 +7494,7 @@
                     <w:rPr>
                       <w:szCs w:val="20"/>
                     </w:rPr>
+                    <w:lastRenderedPageBreak/>
                     <w:t>S</w:t>
                   </w:r>
                   <w:r>
@@ -6328,6 +7510,58 @@
                       <w:szCs w:val="20"/>
                     </w:rPr>
                   </w:pPr>
+                  <w:r>
+                    <w:rPr>
+                      <w:szCs w:val="20"/>
+                    </w:rPr>
+                    <w:t>Before delete task:</w:t>
+                  </w:r>
+                  <w:r>
+                    <w:rPr>
+                      <w:szCs w:val="20"/>
+                    </w:rPr>
+                    <w:br/>
+                  </w:r>
+                  <w:r>
+                    <w:rPr>
+                      <w:szCs w:val="20"/>
+                    </w:rPr>
+                    <w:drawing>
+                      <wp:inline distT="0" distB="0" distL="0" distR="0" wp14:anchorId="2103A178" wp14:editId="6625ED46">
+                        <wp:extent cx="5740400" cy="1846692"/>
+                        <wp:effectExtent l="0" t="0" r="0" b="1270"/>
+                        <wp:docPr id="1936955875" name="Picture 1"/>
+                        <wp:cNvGraphicFramePr>
+                          <a:graphicFrameLocks xmlns:a="http://schemas.openxmlformats.org/drawingml/2006/main" noChangeAspect="1"/>
+                        </wp:cNvGraphicFramePr>
+                        <a:graphic xmlns:a="http://schemas.openxmlformats.org/drawingml/2006/main">
+                          <a:graphicData uri="http://schemas.openxmlformats.org/drawingml/2006/picture">
+                            <pic:pic xmlns:pic="http://schemas.openxmlformats.org/drawingml/2006/picture">
+                              <pic:nvPicPr>
+                                <pic:cNvPr id="1936955875" name=""/>
+                                <pic:cNvPicPr/>
+                              </pic:nvPicPr>
+                              <pic:blipFill>
+                                <a:blip r:embed="rId43"/>
+                                <a:stretch>
+                                  <a:fillRect/>
+                                </a:stretch>
+                              </pic:blipFill>
+                              <pic:spPr>
+                                <a:xfrm>
+                                  <a:off x="0" y="0"/>
+                                  <a:ext cx="5746664" cy="1848707"/>
+                                </a:xfrm>
+                                <a:prstGeom prst="rect">
+                                  <a:avLst/>
+                                </a:prstGeom>
+                              </pic:spPr>
+                            </pic:pic>
+                          </a:graphicData>
+                        </a:graphic>
+                      </wp:inline>
+                    </w:drawing>
+                  </w:r>
                 </w:p>
                 <w:p>
                   <w:pPr>
@@ -6342,6 +7576,102 @@
                       <w:szCs w:val="20"/>
                     </w:rPr>
                   </w:pPr>
+                </w:p>
+                <w:p>
+                  <w:pPr>
+                    <w:rPr>
+                      <w:szCs w:val="20"/>
+                    </w:rPr>
+                  </w:pPr>
+                </w:p>
+                <w:p>
+                  <w:pPr>
+                    <w:rPr>
+                      <w:szCs w:val="20"/>
+                    </w:rPr>
+                  </w:pPr>
+                </w:p>
+                <w:p>
+                  <w:pPr>
+                    <w:rPr>
+                      <w:szCs w:val="20"/>
+                    </w:rPr>
+                  </w:pPr>
+                </w:p>
+                <w:p>
+                  <w:pPr>
+                    <w:rPr>
+                      <w:szCs w:val="20"/>
+                    </w:rPr>
+                  </w:pPr>
+                </w:p>
+                <w:p>
+                  <w:pPr>
+                    <w:rPr>
+                      <w:szCs w:val="20"/>
+                    </w:rPr>
+                  </w:pPr>
+                </w:p>
+                <w:p>
+                  <w:pPr>
+                    <w:rPr>
+                      <w:szCs w:val="20"/>
+                    </w:rPr>
+                  </w:pPr>
+                  <w:r>
+                    <w:rPr>
+                      <w:szCs w:val="20"/>
+                    </w:rPr>
+                    <w:lastRenderedPageBreak/>
+                    <w:t>After delete task 4:</w:t>
+                  </w:r>
+                </w:p>
+                <w:p>
+                  <w:pPr>
+                    <w:rPr>
+                      <w:szCs w:val="20"/>
+                    </w:rPr>
+                  </w:pPr>
+                  <w:r>
+                    <w:rPr>
+                      <w:szCs w:val="20"/>
+                    </w:rPr>
+                    <w:drawing>
+                      <wp:inline distT="0" distB="0" distL="0" distR="0" wp14:anchorId="10D50E55" wp14:editId="2A103022">
+                        <wp:extent cx="5969000" cy="1787058"/>
+                        <wp:effectExtent l="0" t="0" r="0" b="3810"/>
+                        <wp:docPr id="1534545395" name="Picture 1"/>
+                        <wp:cNvGraphicFramePr>
+                          <a:graphicFrameLocks xmlns:a="http://schemas.openxmlformats.org/drawingml/2006/main" noChangeAspect="1"/>
+                        </wp:cNvGraphicFramePr>
+                        <a:graphic xmlns:a="http://schemas.openxmlformats.org/drawingml/2006/main">
+                          <a:graphicData uri="http://schemas.openxmlformats.org/drawingml/2006/picture">
+                            <pic:pic xmlns:pic="http://schemas.openxmlformats.org/drawingml/2006/picture">
+                              <pic:nvPicPr>
+                                <pic:cNvPr id="1534545395" name=""/>
+                                <pic:cNvPicPr/>
+                              </pic:nvPicPr>
+                              <pic:blipFill>
+                                <a:blip r:embed="rId44"/>
+                                <a:stretch>
+                                  <a:fillRect/>
+                                </a:stretch>
+                              </pic:blipFill>
+                              <pic:spPr>
+                                <a:xfrm>
+                                  <a:off x="0" y="0"/>
+                                  <a:ext cx="5976977" cy="1789446"/>
+                                </a:xfrm>
+                                <a:prstGeom prst="rect">
+                                  <a:avLst/>
+                                </a:prstGeom>
+                              </pic:spPr>
+                            </pic:pic>
+                          </a:graphicData>
+                        </a:graphic>
+                      </wp:inline>
+                    </w:drawing>
+                  </w:r>
                 </w:p>
                 <w:p>
                   <w:pPr>
@@ -6367,6 +7697,7 @@
                     <w:rPr>
                       <w:szCs w:val="20"/>
                     </w:rPr>
+                    <w:lastRenderedPageBreak/>
                     <w:t>S</w:t>
                   </w:r>
                   <w:r>
@@ -6382,6 +7713,106 @@
                       <w:szCs w:val="20"/>
                     </w:rPr>
                   </w:pPr>
+                  <w:r>
+                    <w:rPr>
+                      <w:szCs w:val="20"/>
+                    </w:rPr>
+                    <w:drawing>
+                      <wp:inline distT="0" distB="0" distL="0" distR="0" wp14:anchorId="57A1F6BC" wp14:editId="592F7084">
+                        <wp:extent cx="5562600" cy="2804637"/>
+                        <wp:effectExtent l="0" t="0" r="0" b="0"/>
+                        <wp:docPr id="269183819" name="Picture 1"/>
+                        <wp:cNvGraphicFramePr>
+                          <a:graphicFrameLocks xmlns:a="http://schemas.openxmlformats.org/drawingml/2006/main" noChangeAspect="1"/>
+                        </wp:cNvGraphicFramePr>
+                        <a:graphic xmlns:a="http://schemas.openxmlformats.org/drawingml/2006/main">
+                          <a:graphicData uri="http://schemas.openxmlformats.org/drawingml/2006/picture">
+                            <pic:pic xmlns:pic="http://schemas.openxmlformats.org/drawingml/2006/picture">
+                              <pic:nvPicPr>
+                                <pic:cNvPr id="269183819" name=""/>
+                                <pic:cNvPicPr/>
+                              </pic:nvPicPr>
+                              <pic:blipFill>
+                                <a:blip r:embed="rId45"/>
+                                <a:stretch>
+                                  <a:fillRect/>
+                                </a:stretch>
+                              </pic:blipFill>
+                              <pic:spPr>
+                                <a:xfrm>
+                                  <a:off x="0" y="0"/>
+                                  <a:ext cx="5570328" cy="2808534"/>
+                                </a:xfrm>
+                                <a:prstGeom prst="rect">
+                                  <a:avLst/>
+                                </a:prstGeom>
+                              </pic:spPr>
+                            </pic:pic>
+                          </a:graphicData>
+                        </a:graphic>
+                      </wp:inline>
+                    </w:drawing>
+                  </w:r>
+                </w:p>
+                <w:p>
+                  <w:pPr>
+                    <w:rPr>
+                      <w:szCs w:val="20"/>
+                    </w:rPr>
+                  </w:pPr>
+                  <w:r>
+                    <w:rPr>
+                      <w:szCs w:val="20"/>
+                    </w:rPr>
+                    <w:t>After delete task 4:</w:t>
+                  </w:r>
+                </w:p>
+                <w:p>
+                  <w:pPr>
+                    <w:rPr>
+                      <w:szCs w:val="20"/>
+                    </w:rPr>
+                  </w:pPr>
+                  <w:r>
+                    <w:rPr>
+                      <w:szCs w:val="20"/>
+                    </w:rPr>
+                    <w:drawing>
+                      <wp:inline distT="0" distB="0" distL="0" distR="0" wp14:anchorId="06B7F256" wp14:editId="6273AD69">
+                        <wp:extent cx="5556260" cy="2311400"/>
+                        <wp:effectExtent l="0" t="0" r="6350" b="0"/>
+                        <wp:docPr id="315466693" name="Picture 1"/>
+                        <wp:cNvGraphicFramePr>
+                          <a:graphicFrameLocks xmlns:a="http://schemas.openxmlformats.org/drawingml/2006/main" noChangeAspect="1"/>
+                        </wp:cNvGraphicFramePr>
+                        <a:graphic xmlns:a="http://schemas.openxmlformats.org/drawingml/2006/main">
+                          <a:graphicData uri="http://schemas.openxmlformats.org/drawingml/2006/picture">
+                            <pic:pic xmlns:pic="http://schemas.openxmlformats.org/drawingml/2006/picture">
+                              <pic:nvPicPr>
+                                <pic:cNvPr id="315466693" name=""/>
+                                <pic:cNvPicPr/>
+                              </pic:nvPicPr>
+                              <pic:blipFill>
+                                <a:blip r:embed="rId46"/>
+                                <a:stretch>
+                                  <a:fillRect/>
+                                </a:stretch>
+                              </pic:blipFill>
+                              <pic:spPr>
+                                <a:xfrm>
+                                  <a:off x="0" y="0"/>
+                                  <a:ext cx="5557025" cy="2311718"/>
+                                </a:xfrm>
+                                <a:prstGeom prst="rect">
+                                  <a:avLst/>
+                                </a:prstGeom>
+                              </pic:spPr>
+                            </pic:pic>
+                          </a:graphicData>
+                        </a:graphic>
+                      </wp:inline>
+                    </w:drawing>
+                  </w:r>
                 </w:p>
                 <w:p>
                   <w:pPr>
@@ -6430,7 +7861,7 @@
                 </w:rPr>
                 <w:id w:val="1547868329"/>
                 <w14:checkbox>
-                  <w14:checked w14:val="0"/>
+                  <w14:checked w14:val="1"/>
                   <w14:checkedState w14:val="2612" w14:font="MS Gothic"/>
                   <w14:uncheckedState w14:val="2610" w14:font="MS Gothic"/>
                 </w14:checkbox>
@@ -6441,7 +7872,7 @@
                     <w:rFonts w:ascii="MS Gothic" w:eastAsia="MS Gothic" w:hAnsi="MS Gothic" w:hint="eastAsia"/>
                     <w:szCs w:val="20"/>
                   </w:rPr>
-                  <w:t>☐</w:t>
+                  <w:t>☒</w:t>
                 </w:r>
               </w:sdtContent>
             </w:sdt>
@@ -6993,7 +8424,6 @@
               <w:rPr>
                 <w:szCs w:val="20"/>
               </w:rPr>
-              <w:lastRenderedPageBreak/>
               <w:t>Write a function that queries all task records from your database and writes them into a CSV file.</w:t>
             </w:r>
           </w:p>
@@ -7654,12 +9084,12 @@
     </w:tbl>
     <w:p/>
     <w:sectPr>
-      <w:headerReference w:type="even" r:id="rId15"/>
-      <w:headerReference w:type="default" r:id="rId16"/>
-      <w:footerReference w:type="even" r:id="rId17"/>
-      <w:footerReference w:type="default" r:id="rId18"/>
-      <w:headerReference w:type="first" r:id="rId19"/>
-      <w:footerReference w:type="first" r:id="rId20"/>
+      <w:headerReference w:type="even" r:id="rId47"/>
+      <w:headerReference w:type="default" r:id="rId48"/>
+      <w:footerReference w:type="even" r:id="rId49"/>
+      <w:footerReference w:type="default" r:id="rId50"/>
+      <w:headerReference w:type="first" r:id="rId51"/>
+      <w:footerReference w:type="first" r:id="rId52"/>
       <w:pgSz w:w="11906" w:h="16838"/>
       <w:pgMar w:top="1559" w:right="709" w:bottom="737" w:left="709" w:header="425" w:footer="556" w:gutter="0"/>
       <w:pgNumType w:start="1"/>
@@ -13259,28 +14689,41 @@
 </file>
 
 <file path=customXml/item2.xml><?xml version="1.0" encoding="utf-8"?>
-<b:Sources xmlns:b="http://schemas.openxmlformats.org/officeDocument/2006/bibliography" xmlns="http://schemas.openxmlformats.org/officeDocument/2006/bibliography" SelectedStyle="\APASixthEditionOfficeOnline.xsl" StyleName="APA" Version="6"/>
+<Fcrs180_4XMLNode xmlns="CRS180_4">
+  <DeptName>BDIT, Computer and Information Technology</DeptName>
+</Fcrs180_4XMLNode>
 </file>
 
 <file path=customXml/item3.xml><?xml version="1.0" encoding="utf-8"?>
+<Fcrs180_5XMLNode xmlns="CRS180_5">
+  <AssessTypeR>Observation/Portfolio</AssessTypeR>
+</Fcrs180_5XMLNode>
+</file>
+
+<file path=customXml/item4.xml><?xml version="1.0" encoding="utf-8"?>
+<Fcrs180_3XMLNode xmlns="CRS180_3">
+  <StName/>
+  <StID/>
+</Fcrs180_3XMLNode>
+</file>
+
+<file path=customXml/item5.xml><?xml version="1.0" encoding="utf-8"?>
 <Fcrs180_2XMLNode xmlns="CRS180_2">
   <AssessType/>
 </Fcrs180_2XMLNode>
 </file>
 
-<file path=customXml/item4.xml><?xml version="1.0" encoding="utf-8"?>
-<Fcrs180_5XMLNode xmlns="CRS180_5">
-  <AssessTypeR>Observation/Portfolio</AssessTypeR>
-</Fcrs180_5XMLNode>
+<file path=customXml/item6.xml><?xml version="1.0" encoding="utf-8"?>
+<Fcrs180_1XMLNode xmlns="CRS180_1">
+  <OthBox/>
+</Fcrs180_1XMLNode>
 </file>
 
-<file path=customXml/item5.xml><?xml version="1.0" encoding="utf-8"?>
-<Fcrs180_4XMLNode xmlns="CRS180_4">
-  <DeptName>BDIT, Computer and Information Technology</DeptName>
-</Fcrs180_4XMLNode>
+<file path=customXml/item7.xml><?xml version="1.0" encoding="utf-8"?>
+<b:Sources xmlns:b="http://schemas.openxmlformats.org/officeDocument/2006/bibliography" xmlns="http://schemas.openxmlformats.org/officeDocument/2006/bibliography" SelectedStyle="\APASixthEditionOfficeOnline.xsl" StyleName="APA" Version="6"/>
 </file>
 
-<file path=customXml/item6.xml><?xml version="1.0" encoding="utf-8"?>
+<file path=customXml/item8.xml><?xml version="1.0" encoding="utf-8"?>
 <Fcrs180XMLNode xmlns="CRS180">
   <SName/>
   <SID/>
@@ -13296,19 +14739,6 @@
 </Fcrs180XMLNode>
 </file>
 
-<file path=customXml/item7.xml><?xml version="1.0" encoding="utf-8"?>
-<Fcrs180_1XMLNode xmlns="CRS180_1">
-  <OthBox/>
-</Fcrs180_1XMLNode>
-</file>
-
-<file path=customXml/item8.xml><?xml version="1.0" encoding="utf-8"?>
-<Fcrs180_3XMLNode xmlns="CRS180_3">
-  <StName/>
-  <StID/>
-</Fcrs180_3XMLNode>
-</file>
-
 <file path=customXml/itemProps1.xml><?xml version="1.0" encoding="utf-8"?>
 <ds:datastoreItem xmlns:ds="http://schemas.openxmlformats.org/officeDocument/2006/customXml" ds:itemID="{55AF091B-3C7A-41E3-B477-F2FDAA23CFDA}">
   <ds:schemaRefs>
@@ -13318,6 +14748,46 @@
 </file>
 
 <file path=customXml/itemProps2.xml><?xml version="1.0" encoding="utf-8"?>
+<ds:datastoreItem xmlns:ds="http://schemas.openxmlformats.org/officeDocument/2006/customXml" ds:itemID="{BCCE98C7-93E3-46B4-9136-8583CF4B79F7}">
+  <ds:schemaRefs>
+    <ds:schemaRef ds:uri="CRS180_4"/>
+  </ds:schemaRefs>
+</ds:datastoreItem>
+</file>
+
+<file path=customXml/itemProps3.xml><?xml version="1.0" encoding="utf-8"?>
+<ds:datastoreItem xmlns:ds="http://schemas.openxmlformats.org/officeDocument/2006/customXml" ds:itemID="{8EEE6C64-7878-4D06-B4F9-6A63DFC5E605}">
+  <ds:schemaRefs>
+    <ds:schemaRef ds:uri="CRS180_5"/>
+  </ds:schemaRefs>
+</ds:datastoreItem>
+</file>
+
+<file path=customXml/itemProps4.xml><?xml version="1.0" encoding="utf-8"?>
+<ds:datastoreItem xmlns:ds="http://schemas.openxmlformats.org/officeDocument/2006/customXml" ds:itemID="{EADE9EF3-1304-43E5-9865-7510817D635D}">
+  <ds:schemaRefs>
+    <ds:schemaRef ds:uri="CRS180_3"/>
+  </ds:schemaRefs>
+</ds:datastoreItem>
+</file>
+
+<file path=customXml/itemProps5.xml><?xml version="1.0" encoding="utf-8"?>
+<ds:datastoreItem xmlns:ds="http://schemas.openxmlformats.org/officeDocument/2006/customXml" ds:itemID="{150D0C82-7BC9-456F-A768-C6ED423A975C}">
+  <ds:schemaRefs>
+    <ds:schemaRef ds:uri="CRS180_2"/>
+  </ds:schemaRefs>
+</ds:datastoreItem>
+</file>
+
+<file path=customXml/itemProps6.xml><?xml version="1.0" encoding="utf-8"?>
+<ds:datastoreItem xmlns:ds="http://schemas.openxmlformats.org/officeDocument/2006/customXml" ds:itemID="{93E8A757-17F0-4CC7-B32F-5C21CEC8E169}">
+  <ds:schemaRefs>
+    <ds:schemaRef ds:uri="CRS180_1"/>
+  </ds:schemaRefs>
+</ds:datastoreItem>
+</file>
+
+<file path=customXml/itemProps7.xml><?xml version="1.0" encoding="utf-8"?>
 <ds:datastoreItem xmlns:ds="http://schemas.openxmlformats.org/officeDocument/2006/customXml" ds:itemID="{AAD7C83C-D912-42F8-8DFC-C8FB8A29DBD9}">
   <ds:schemaRefs>
     <ds:schemaRef ds:uri="http://schemas.openxmlformats.org/officeDocument/2006/bibliography"/>
@@ -13325,50 +14795,10 @@
 </ds:datastoreItem>
 </file>
 
-<file path=customXml/itemProps3.xml><?xml version="1.0" encoding="utf-8"?>
-<ds:datastoreItem xmlns:ds="http://schemas.openxmlformats.org/officeDocument/2006/customXml" ds:itemID="{150D0C82-7BC9-456F-A768-C6ED423A975C}">
-  <ds:schemaRefs>
-    <ds:schemaRef ds:uri="CRS180_2"/>
-  </ds:schemaRefs>
-</ds:datastoreItem>
-</file>
-
-<file path=customXml/itemProps4.xml><?xml version="1.0" encoding="utf-8"?>
-<ds:datastoreItem xmlns:ds="http://schemas.openxmlformats.org/officeDocument/2006/customXml" ds:itemID="{8EEE6C64-7878-4D06-B4F9-6A63DFC5E605}">
-  <ds:schemaRefs>
-    <ds:schemaRef ds:uri="CRS180_5"/>
-  </ds:schemaRefs>
-</ds:datastoreItem>
-</file>
-
-<file path=customXml/itemProps5.xml><?xml version="1.0" encoding="utf-8"?>
-<ds:datastoreItem xmlns:ds="http://schemas.openxmlformats.org/officeDocument/2006/customXml" ds:itemID="{BCCE98C7-93E3-46B4-9136-8583CF4B79F7}">
-  <ds:schemaRefs>
-    <ds:schemaRef ds:uri="CRS180_4"/>
-  </ds:schemaRefs>
-</ds:datastoreItem>
-</file>
-
-<file path=customXml/itemProps6.xml><?xml version="1.0" encoding="utf-8"?>
+<file path=customXml/itemProps8.xml><?xml version="1.0" encoding="utf-8"?>
 <ds:datastoreItem xmlns:ds="http://schemas.openxmlformats.org/officeDocument/2006/customXml" ds:itemID="{AEAA7968-AA76-4AEA-864E-618A3CDCDA91}">
   <ds:schemaRefs>
     <ds:schemaRef ds:uri="CRS180"/>
   </ds:schemaRefs>
 </ds:datastoreItem>
-</file>
-
-<file path=customXml/itemProps7.xml><?xml version="1.0" encoding="utf-8"?>
-<ds:datastoreItem xmlns:ds="http://schemas.openxmlformats.org/officeDocument/2006/customXml" ds:itemID="{93E8A757-17F0-4CC7-B32F-5C21CEC8E169}">
-  <ds:schemaRefs>
-    <ds:schemaRef ds:uri="CRS180_1"/>
-  </ds:schemaRefs>
-</ds:datastoreItem>
-</file>
-
-<file path=customXml/itemProps8.xml><?xml version="1.0" encoding="utf-8"?>
-<ds:datastoreItem xmlns:ds="http://schemas.openxmlformats.org/officeDocument/2006/customXml" ds:itemID="{EADE9EF3-1304-43E5-9865-7510817D635D}">
-  <ds:schemaRefs>
-    <ds:schemaRef ds:uri="CRS180_3"/>
-  </ds:schemaRefs>
-</ds:datastoreItem>
 </file>